--- a/Manuscript_Drafts/Manuscript_no_figs_9Nov22.docx
+++ b/Manuscript_Drafts/Manuscript_no_figs_9Nov22.docx
@@ -11136,7 +11136,7 @@
           <w:sz w:val="24"/>
           <w:szCs w:val="24"/>
           <w:lang w:val="en-US" w:eastAsia="zh-CN" w:bidi="hi-IN"/>
-          <w:del w:id="851" w:author="LeBoldus, Jared" w:date="2022-11-04T10:35:00Z"/>
+          <w:del w:id="853" w:author="LeBoldus, Jared" w:date="2022-11-04T10:35:00Z"/>
         </w:rPr>
       </w:pPr>
       <w:ins w:id="825" w:author="LeBoldus, Jared" w:date="2022-11-04T10:15:00Z">
@@ -11332,10 +11332,30 @@
             <w:szCs w:val="24"/>
             <w:lang w:val="en-US" w:eastAsia="zh-CN" w:bidi="hi-IN"/>
           </w:rPr>
-          <w:t xml:space="preserve"> Within each block five </w:t>
-        </w:r>
-      </w:ins>
-      <w:ins w:id="844" w:author="LeBoldus, Jared" w:date="2022-11-04T10:32:00Z">
+          <w:t xml:space="preserve"> Within each block five</w:t>
+        </w:r>
+      </w:ins>
+      <w:r>
+        <w:rPr>
+          <w:rFonts w:eastAsia="NSimSun" w:cs="Lucida Sans"/>
+          <w:kern w:val="2"/>
+          <w:sz w:val="24"/>
+          <w:szCs w:val="24"/>
+          <w:lang w:val="en-US" w:eastAsia="zh-CN" w:bidi="hi-IN"/>
+        </w:rPr>
+        <w:t xml:space="preserve"> </w:t>
+      </w:r>
+      <w:r>
+        <w:rPr>
+          <w:rFonts w:eastAsia="NSimSun" w:cs="Lucida Sans"/>
+          <w:kern w:val="2"/>
+          <w:sz w:val="24"/>
+          <w:szCs w:val="24"/>
+          <w:lang w:val="en-US" w:eastAsia="zh-CN" w:bidi="hi-IN"/>
+        </w:rPr>
+        <w:t>circular</w:t>
+      </w:r>
+      <w:ins w:id="844" w:author="LeBoldus, Jared" w:date="2022-11-04T10:31:00Z">
         <w:r>
           <w:rPr>
             <w:rFonts w:eastAsia="NSimSun" w:cs="Lucida Sans"/>
@@ -11344,10 +11364,10 @@
             <w:szCs w:val="24"/>
             <w:lang w:val="en-US" w:eastAsia="zh-CN" w:bidi="hi-IN"/>
           </w:rPr>
-          <w:t>0.02 ha plots were established. Each plot was selected</w:t>
-        </w:r>
-      </w:ins>
-      <w:ins w:id="845" w:author="LeBoldus, Jared" w:date="2022-11-04T10:33:00Z">
+          <w:t xml:space="preserve"> </w:t>
+        </w:r>
+      </w:ins>
+      <w:ins w:id="845" w:author="LeBoldus, Jared" w:date="2022-11-04T10:32:00Z">
         <w:r>
           <w:rPr>
             <w:rFonts w:eastAsia="NSimSun" w:cs="Lucida Sans"/>
@@ -11356,10 +11376,44 @@
             <w:szCs w:val="24"/>
             <w:lang w:val="en-US" w:eastAsia="zh-CN" w:bidi="hi-IN"/>
           </w:rPr>
+          <w:t xml:space="preserve">0.02 ha </w:t>
+        </w:r>
+      </w:ins>
+      <w:r>
+        <w:rPr>
+          <w:rFonts w:eastAsia="NSimSun" w:cs="Lucida Sans"/>
+          <w:kern w:val="2"/>
+          <w:sz w:val="24"/>
+          <w:szCs w:val="24"/>
+          <w:lang w:val="en-US" w:eastAsia="zh-CN" w:bidi="hi-IN"/>
+        </w:rPr>
+        <w:t xml:space="preserve">fixed radius </w:t>
+      </w:r>
+      <w:ins w:id="846" w:author="LeBoldus, Jared" w:date="2022-11-04T10:32:00Z">
+        <w:r>
+          <w:rPr>
+            <w:rFonts w:eastAsia="NSimSun" w:cs="Lucida Sans"/>
+            <w:kern w:val="2"/>
+            <w:sz w:val="24"/>
+            <w:szCs w:val="24"/>
+            <w:lang w:val="en-US" w:eastAsia="zh-CN" w:bidi="hi-IN"/>
+          </w:rPr>
+          <w:t>plots were established. Each plot was selected</w:t>
+        </w:r>
+      </w:ins>
+      <w:ins w:id="847" w:author="LeBoldus, Jared" w:date="2022-11-04T10:33:00Z">
+        <w:r>
+          <w:rPr>
+            <w:rFonts w:eastAsia="NSimSun" w:cs="Lucida Sans"/>
+            <w:kern w:val="2"/>
+            <w:sz w:val="24"/>
+            <w:szCs w:val="24"/>
+            <w:lang w:val="en-US" w:eastAsia="zh-CN" w:bidi="hi-IN"/>
+          </w:rPr>
           <w:t xml:space="preserve"> to include the maximum number of </w:t>
         </w:r>
       </w:ins>
-      <w:ins w:id="846" w:author="LeBoldus, Jared" w:date="2022-11-04T10:33:00Z">
+      <w:ins w:id="848" w:author="LeBoldus, Jared" w:date="2022-11-04T10:33:00Z">
         <w:r>
           <w:rPr>
             <w:rFonts w:eastAsia="NSimSun" w:cs="Lucida Sans"/>
@@ -11373,7 +11427,7 @@
           <w:t>C. sulphurascens</w:t>
         </w:r>
       </w:ins>
-      <w:ins w:id="847" w:author="LeBoldus, Jared" w:date="2022-11-04T10:33:00Z">
+      <w:ins w:id="849" w:author="LeBoldus, Jared" w:date="2022-11-04T10:33:00Z">
         <w:r>
           <w:rPr>
             <w:rFonts w:eastAsia="NSimSun" w:cs="Lucida Sans"/>
@@ -11385,7 +11439,7 @@
           <w:t xml:space="preserve"> infected stumps while maintaining a </w:t>
         </w:r>
       </w:ins>
-      <w:ins w:id="848" w:author="LeBoldus, Jared" w:date="2022-11-04T10:34:00Z">
+      <w:ins w:id="850" w:author="LeBoldus, Jared" w:date="2022-11-04T10:34:00Z">
         <w:r>
           <w:rPr>
             <w:rFonts w:eastAsia="NSimSun" w:cs="Lucida Sans"/>
@@ -11397,7 +11451,7 @@
           <w:t>4.8 m buffer from the block boundary.</w:t>
         </w:r>
       </w:ins>
-      <w:ins w:id="849" w:author="LeBoldus, Jared" w:date="2022-11-04T10:35:00Z">
+      <w:ins w:id="851" w:author="LeBoldus, Jared" w:date="2022-11-04T10:35:00Z">
         <w:r>
           <w:rPr>
             <w:rFonts w:eastAsia="NSimSun" w:cs="Lucida Sans"/>
@@ -11409,7 +11463,7 @@
           <w:t xml:space="preserve"> </w:t>
         </w:r>
       </w:ins>
-      <w:ins w:id="850" w:author="LeBoldus, Jared" w:date="2022-11-04T10:35:00Z">
+      <w:ins w:id="852" w:author="LeBoldus, Jared" w:date="2022-11-04T10:35:00Z">
         <w:bookmarkStart w:id="12" w:name="move118450544"/>
         <w:r>
           <w:rPr>
@@ -11430,7 +11484,7 @@
         <w:spacing w:lineRule="auto" w:line="480"/>
         <w:rPr/>
       </w:pPr>
-      <w:del w:id="852" w:author="LeBoldus, Jared" w:date="2022-11-04T10:35:00Z">
+      <w:del w:id="854" w:author="LeBoldus, Jared" w:date="2022-11-04T10:35:00Z">
         <w:r>
           <w:rPr>
             <w:sz w:val="24"/>
@@ -11503,7 +11557,7 @@
         <w:pStyle w:val="Normal"/>
         <w:spacing w:lineRule="auto" w:line="480"/>
         <w:rPr>
-          <w:del w:id="858" w:author="LeBoldus, Jared" w:date="2022-11-04T10:35:00Z"/>
+          <w:del w:id="860" w:author="LeBoldus, Jared" w:date="2022-11-04T10:35:00Z"/>
         </w:rPr>
       </w:pPr>
       <w:r>
@@ -11551,7 +11605,7 @@
         </w:rPr>
         <w:t>A) 12</w:t>
       </w:r>
-      <w:del w:id="853" w:author="LeBoldus, Jared" w:date="2022-11-04T10:14:00Z">
+      <w:del w:id="855" w:author="LeBoldus, Jared" w:date="2022-11-04T10:14:00Z">
         <w:r>
           <w:rPr>
             <w:rFonts w:eastAsia="NSimSun" w:cs="Lucida Sans"/>
@@ -11563,7 +11617,7 @@
           <w:delText xml:space="preserve"> </w:delText>
         </w:r>
       </w:del>
-      <w:del w:id="854" w:author="LeBoldus, Jared" w:date="2022-11-04T10:35:00Z">
+      <w:del w:id="856" w:author="LeBoldus, Jared" w:date="2022-11-04T10:35:00Z">
         <w:r>
           <w:rPr>
             <w:rFonts w:eastAsia="NSimSun" w:cs="Lucida Sans"/>
@@ -11575,7 +11629,7 @@
           <w:delText xml:space="preserve">year rotation of red alder followed by Douglas-fir; B) 12 year rotation of cottonwood followed by Douglas-fir; C) immediate planting of Douglas-fir; D) 25 year red alder to Douglas-fir; and E) 25 year cottonwood to Douglas-fir. Five .02-hectare (8 m fixed radius) survey subplots were established within in each plot to include the maximum number of </w:delText>
         </w:r>
       </w:del>
-      <w:del w:id="855" w:author="LeBoldus, Jared" w:date="2022-11-04T10:35:00Z">
+      <w:del w:id="857" w:author="LeBoldus, Jared" w:date="2022-11-04T10:35:00Z">
         <w:r>
           <w:rPr>
             <w:rFonts w:eastAsia="NSimSun" w:cs="Lucida Sans"/>
@@ -11589,7 +11643,7 @@
           <w:delText>C. sulphurascens</w:delText>
         </w:r>
       </w:del>
-      <w:del w:id="856" w:author="LeBoldus, Jared" w:date="2022-11-04T10:35:00Z">
+      <w:del w:id="858" w:author="LeBoldus, Jared" w:date="2022-11-04T10:35:00Z">
         <w:r>
           <w:rPr>
             <w:rFonts w:eastAsia="NSimSun" w:cs="Lucida Sans"/>
@@ -11601,7 +11655,7 @@
           <w:delText xml:space="preserve"> infected stumps while maintaining a 4.8 m buffer from the plot boundary (Figure 2). Plot centers were marked with metal stakes and mapped in reference to chain grid and later using GPS</w:delText>
         </w:r>
       </w:del>
-      <w:del w:id="857" w:author="LeBoldus, Jared" w:date="2022-11-04T10:35:00Z">
+      <w:del w:id="859" w:author="LeBoldus, Jared" w:date="2022-11-04T10:35:00Z">
         <w:bookmarkStart w:id="13" w:name="move118450544111111111111111"/>
         <w:bookmarkEnd w:id="13"/>
         <w:r>
@@ -11621,14 +11675,43 @@
         <w:pStyle w:val="Normal"/>
         <w:spacing w:lineRule="auto" w:line="480"/>
         <w:rPr>
+          <w:del w:id="878" w:author="LeBoldus, Jared" w:date="2022-11-04T10:39:00Z"/>
+        </w:rPr>
+      </w:pPr>
+      <w:r>
+        <w:rPr>
           <w:rFonts w:eastAsia="NSimSun" w:cs="Lucida Sans"/>
           <w:kern w:val="2"/>
           <w:sz w:val="24"/>
           <w:szCs w:val="24"/>
           <w:lang w:val="en-US" w:eastAsia="zh-CN" w:bidi="hi-IN"/>
-          <w:del w:id="876" w:author="LeBoldus, Jared" w:date="2022-11-04T10:39:00Z"/>
-        </w:rPr>
-      </w:pPr>
+        </w:rPr>
+        <w:t xml:space="preserve">In the fall of 1974 through spring 1975, all plots were </w:t>
+      </w:r>
+      <w:del w:id="861" w:author="LeBoldus, Jared" w:date="2022-11-04T10:36:00Z">
+        <w:r>
+          <w:rPr>
+            <w:rFonts w:eastAsia="NSimSun" w:cs="Lucida Sans"/>
+            <w:kern w:val="2"/>
+            <w:sz w:val="24"/>
+            <w:szCs w:val="24"/>
+            <w:lang w:val="en-US" w:eastAsia="zh-CN" w:bidi="hi-IN"/>
+          </w:rPr>
+          <w:delText xml:space="preserve">stocked </w:delText>
+        </w:r>
+      </w:del>
+      <w:ins w:id="862" w:author="LeBoldus, Jared" w:date="2022-11-04T10:36:00Z">
+        <w:r>
+          <w:rPr>
+            <w:rFonts w:eastAsia="NSimSun" w:cs="Lucida Sans"/>
+            <w:kern w:val="2"/>
+            <w:sz w:val="24"/>
+            <w:szCs w:val="24"/>
+            <w:lang w:val="en-US" w:eastAsia="zh-CN" w:bidi="hi-IN"/>
+          </w:rPr>
+          <w:t xml:space="preserve">planted </w:t>
+        </w:r>
+      </w:ins>
       <w:r>
         <w:rPr>
           <w:rFonts w:eastAsia="NSimSun" w:cs="Lucida Sans"/>
@@ -11637,9 +11720,29 @@
           <w:szCs w:val="24"/>
           <w:lang w:val="en-US" w:eastAsia="zh-CN" w:bidi="hi-IN"/>
         </w:rPr>
-        <w:t xml:space="preserve">In the fall of 1974 through spring 1975, all plots were </w:t>
-      </w:r>
-      <w:del w:id="859" w:author="LeBoldus, Jared" w:date="2022-11-04T10:36:00Z">
+        <w:t>at 2.4 m x 2.4 m spacing (</w:t>
+      </w:r>
+      <w:r>
+        <w:rPr>
+          <w:rFonts w:eastAsia="NSimSun" w:cs="Lucida Sans"/>
+          <w:kern w:val="2"/>
+          <w:sz w:val="24"/>
+          <w:szCs w:val="24"/>
+          <w:lang w:val="en-US" w:eastAsia="zh-CN" w:bidi="hi-IN"/>
+        </w:rPr>
+        <w:t>1700</w:t>
+      </w:r>
+      <w:r>
+        <w:rPr>
+          <w:rFonts w:eastAsia="NSimSun" w:cs="Lucida Sans"/>
+          <w:kern w:val="2"/>
+          <w:sz w:val="24"/>
+          <w:szCs w:val="24"/>
+          <w:lang w:val="en-US" w:eastAsia="zh-CN" w:bidi="hi-IN"/>
+        </w:rPr>
+        <w:t xml:space="preserve"> trees/ hectare, 34 trees/subplot) with 1-year old seedlings of </w:t>
+      </w:r>
+      <w:del w:id="863" w:author="LeBoldus, Jared" w:date="2022-11-04T10:36:00Z">
         <w:r>
           <w:rPr>
             <w:rFonts w:eastAsia="NSimSun" w:cs="Lucida Sans"/>
@@ -11648,10 +11751,10 @@
             <w:szCs w:val="24"/>
             <w:lang w:val="en-US" w:eastAsia="zh-CN" w:bidi="hi-IN"/>
           </w:rPr>
-          <w:delText xml:space="preserve">stocked </w:delText>
+          <w:delText>their respective</w:delText>
         </w:r>
       </w:del>
-      <w:ins w:id="860" w:author="LeBoldus, Jared" w:date="2022-11-04T10:36:00Z">
+      <w:ins w:id="864" w:author="LeBoldus, Jared" w:date="2022-11-04T10:36:00Z">
         <w:r>
           <w:rPr>
             <w:rFonts w:eastAsia="NSimSun" w:cs="Lucida Sans"/>
@@ -11660,7 +11763,7 @@
             <w:szCs w:val="24"/>
             <w:lang w:val="en-US" w:eastAsia="zh-CN" w:bidi="hi-IN"/>
           </w:rPr>
-          <w:t xml:space="preserve">planted </w:t>
+          <w:t>the different</w:t>
         </w:r>
       </w:ins>
       <w:r>
@@ -11671,9 +11774,29 @@
           <w:szCs w:val="24"/>
           <w:lang w:val="en-US" w:eastAsia="zh-CN" w:bidi="hi-IN"/>
         </w:rPr>
-        <w:t xml:space="preserve">at 2.4 m x 2.4 m spacing (680 trees/ 0.4 hectare, 34 trees/subplot) with 1-year old seedlings of </w:t>
-      </w:r>
-      <w:del w:id="861" w:author="LeBoldus, Jared" w:date="2022-11-04T10:36:00Z">
+        <w:t xml:space="preserve"> species </w:t>
+      </w:r>
+      <w:r>
+        <w:rPr>
+          <w:rFonts w:eastAsia="NSimSun" w:cs="Lucida Sans"/>
+          <w:kern w:val="2"/>
+          <w:sz w:val="24"/>
+          <w:szCs w:val="24"/>
+          <w:lang w:val="en-US" w:eastAsia="zh-CN" w:bidi="hi-IN"/>
+        </w:rPr>
+        <w:t>(Brown Seed Company, Vancouver, WA)</w:t>
+      </w:r>
+      <w:r>
+        <w:rPr>
+          <w:rFonts w:eastAsia="NSimSun" w:cs="Lucida Sans"/>
+          <w:kern w:val="2"/>
+          <w:sz w:val="24"/>
+          <w:szCs w:val="24"/>
+          <w:lang w:val="en-US" w:eastAsia="zh-CN" w:bidi="hi-IN"/>
+        </w:rPr>
+        <w:t xml:space="preserve">. </w:t>
+      </w:r>
+      <w:del w:id="865" w:author="LeBoldus, Jared" w:date="2022-11-04T10:37:00Z">
         <w:r>
           <w:rPr>
             <w:rFonts w:eastAsia="NSimSun" w:cs="Lucida Sans"/>
@@ -11682,10 +11805,10 @@
             <w:szCs w:val="24"/>
             <w:lang w:val="en-US" w:eastAsia="zh-CN" w:bidi="hi-IN"/>
           </w:rPr>
-          <w:delText>their respective</w:delText>
+          <w:delText>Stocking density was chosen to accommodate disease transmission via root proximity while allowing some room for growth over 10 years. Regenerating hardwoods were removed from Douglas-fir plots and vice versa</w:delText>
         </w:r>
       </w:del>
-      <w:ins w:id="862" w:author="LeBoldus, Jared" w:date="2022-11-04T10:36:00Z">
+      <w:ins w:id="866" w:author="LeBoldus, Jared" w:date="2022-11-04T10:37:00Z">
         <w:r>
           <w:rPr>
             <w:rFonts w:eastAsia="NSimSun" w:cs="Lucida Sans"/>
@@ -11694,7 +11817,43 @@
             <w:szCs w:val="24"/>
             <w:lang w:val="en-US" w:eastAsia="zh-CN" w:bidi="hi-IN"/>
           </w:rPr>
-          <w:t>the different</w:t>
+          <w:t>Competing vegetation</w:t>
+        </w:r>
+      </w:ins>
+      <w:ins w:id="867" w:author="LeBoldus, Jared" w:date="2022-11-04T10:38:00Z">
+        <w:r>
+          <w:rPr>
+            <w:rFonts w:eastAsia="NSimSun" w:cs="Lucida Sans"/>
+            <w:kern w:val="2"/>
+            <w:sz w:val="24"/>
+            <w:szCs w:val="24"/>
+            <w:lang w:val="en-US" w:eastAsia="zh-CN" w:bidi="hi-IN"/>
+          </w:rPr>
+          <w:t>, defined as any plant that was not planted at the time of establishment</w:t>
+        </w:r>
+      </w:ins>
+      <w:ins w:id="868" w:author="LeBoldus, Jared" w:date="2022-11-04T10:37:00Z">
+        <w:r>
+          <w:rPr>
+            <w:rFonts w:eastAsia="NSimSun" w:cs="Lucida Sans"/>
+            <w:kern w:val="2"/>
+            <w:sz w:val="24"/>
+            <w:szCs w:val="24"/>
+            <w:lang w:val="en-US" w:eastAsia="zh-CN" w:bidi="hi-IN"/>
+          </w:rPr>
+          <w:t xml:space="preserve"> was removed </w:t>
+        </w:r>
+      </w:ins>
+      <w:ins w:id="869" w:author="LeBoldus, Jared" w:date="2022-11-04T10:38:00Z">
+        <w:r>
+          <w:rPr>
+            <w:rFonts w:eastAsia="NSimSun" w:cs="Lucida Sans"/>
+            <w:kern w:val="2"/>
+            <w:sz w:val="24"/>
+            <w:szCs w:val="24"/>
+            <w:lang w:val="en-US" w:eastAsia="zh-CN" w:bidi="hi-IN"/>
+          </w:rPr>
+          <w:t>by mechanical thinning</w:t>
         </w:r>
       </w:ins>
       <w:r>
@@ -11705,8 +11864,20 @@
           <w:szCs w:val="24"/>
           <w:lang w:val="en-US" w:eastAsia="zh-CN" w:bidi="hi-IN"/>
         </w:rPr>
-        <w:t xml:space="preserve"> species </w:t>
-      </w:r>
+        <w:t>. For</w:t>
+      </w:r>
+      <w:ins w:id="870" w:author="LeBoldus, Jared" w:date="2022-11-04T10:39:00Z">
+        <w:r>
+          <w:rPr>
+            <w:rFonts w:eastAsia="NSimSun" w:cs="Lucida Sans"/>
+            <w:kern w:val="2"/>
+            <w:sz w:val="24"/>
+            <w:szCs w:val="24"/>
+            <w:lang w:val="en-US" w:eastAsia="zh-CN" w:bidi="hi-IN"/>
+          </w:rPr>
+          <w:t xml:space="preserve"> the first two years following initial </w:t>
+        </w:r>
+      </w:ins>
       <w:r>
         <w:rPr>
           <w:rFonts w:eastAsia="NSimSun" w:cs="Lucida Sans"/>
@@ -11715,8 +11886,20 @@
           <w:szCs w:val="24"/>
           <w:lang w:val="en-US" w:eastAsia="zh-CN" w:bidi="hi-IN"/>
         </w:rPr>
-        <w:t>(Brown Seed Company, Vancouver, WA)</w:t>
-      </w:r>
+        <w:t>e</w:t>
+      </w:r>
+      <w:ins w:id="871" w:author="Sarah Hoffman" w:date="2022-11-06T12:33:00Z">
+        <w:r>
+          <w:rPr>
+            <w:rFonts w:eastAsia="NSimSun" w:cs="Lucida Sans"/>
+            <w:kern w:val="2"/>
+            <w:sz w:val="24"/>
+            <w:szCs w:val="24"/>
+            <w:lang w:val="en-US" w:eastAsia="zh-CN" w:bidi="hi-IN"/>
+          </w:rPr>
+          <w:t>stablishment</w:t>
+        </w:r>
+      </w:ins>
       <w:r>
         <w:rPr>
           <w:rFonts w:eastAsia="NSimSun" w:cs="Lucida Sans"/>
@@ -11725,9 +11908,9 @@
           <w:szCs w:val="24"/>
           <w:lang w:val="en-US" w:eastAsia="zh-CN" w:bidi="hi-IN"/>
         </w:rPr>
-        <w:t xml:space="preserve">. </w:t>
-      </w:r>
-      <w:del w:id="863" w:author="LeBoldus, Jared" w:date="2022-11-04T10:37:00Z">
+        <w:t xml:space="preserve"> </w:t>
+      </w:r>
+      <w:del w:id="872" w:author="LeBoldus, Jared" w:date="2022-11-04T10:39:00Z">
         <w:r>
           <w:rPr>
             <w:rFonts w:eastAsia="NSimSun" w:cs="Lucida Sans"/>
@@ -11736,10 +11919,20 @@
             <w:szCs w:val="24"/>
             <w:lang w:val="en-US" w:eastAsia="zh-CN" w:bidi="hi-IN"/>
           </w:rPr>
-          <w:delText>Stocking density was chosen to accommodate disease transmission via root proximity while allowing some room for growth over 10 years. Regenerating hardwoods were removed from Douglas-fir plots and vice versa</w:delText>
+          <w:delText xml:space="preserve">a duration of two years </w:delText>
         </w:r>
       </w:del>
-      <w:ins w:id="864" w:author="LeBoldus, Jared" w:date="2022-11-04T10:37:00Z">
+      <w:r>
+        <w:rPr>
+          <w:rFonts w:eastAsia="NSimSun" w:cs="Lucida Sans"/>
+          <w:kern w:val="2"/>
+          <w:sz w:val="24"/>
+          <w:szCs w:val="24"/>
+          <w:lang w:val="en-US" w:eastAsia="zh-CN" w:bidi="hi-IN"/>
+        </w:rPr>
+        <w:t xml:space="preserve">dead seedlings were </w:t>
+      </w:r>
+      <w:del w:id="873" w:author="LeBoldus, Jared" w:date="2022-11-04T10:39:00Z">
         <w:r>
           <w:rPr>
             <w:rFonts w:eastAsia="NSimSun" w:cs="Lucida Sans"/>
@@ -11748,10 +11941,10 @@
             <w:szCs w:val="24"/>
             <w:lang w:val="en-US" w:eastAsia="zh-CN" w:bidi="hi-IN"/>
           </w:rPr>
-          <w:t>Competing vegetation</w:t>
-        </w:r>
-      </w:ins>
-      <w:ins w:id="865" w:author="LeBoldus, Jared" w:date="2022-11-04T10:38:00Z">
+          <w:delText xml:space="preserve">replaced </w:delText>
+        </w:r>
+      </w:del>
+      <w:ins w:id="874" w:author="LeBoldus, Jared" w:date="2022-11-04T10:39:00Z">
         <w:r>
           <w:rPr>
             <w:rFonts w:eastAsia="NSimSun" w:cs="Lucida Sans"/>
@@ -11760,10 +11953,10 @@
             <w:szCs w:val="24"/>
             <w:lang w:val="en-US" w:eastAsia="zh-CN" w:bidi="hi-IN"/>
           </w:rPr>
-          <w:t>, defined as any plant that was not planted at the time of establishment</w:t>
-        </w:r>
-      </w:ins>
-      <w:ins w:id="866" w:author="LeBoldus, Jared" w:date="2022-11-04T10:37:00Z">
+          <w:t xml:space="preserve">replanted </w:t>
+        </w:r>
+      </w:ins>
+      <w:del w:id="875" w:author="LeBoldus, Jared" w:date="2022-11-04T10:39:00Z">
         <w:r>
           <w:rPr>
             <w:rFonts w:eastAsia="NSimSun" w:cs="Lucida Sans"/>
@@ -11772,10 +11965,20 @@
             <w:szCs w:val="24"/>
             <w:lang w:val="en-US" w:eastAsia="zh-CN" w:bidi="hi-IN"/>
           </w:rPr>
-          <w:t xml:space="preserve"> was removed </w:t>
-        </w:r>
-      </w:ins>
-      <w:ins w:id="867" w:author="LeBoldus, Jared" w:date="2022-11-04T10:38:00Z">
+          <w:delText xml:space="preserve">within and near subplots </w:delText>
+        </w:r>
+      </w:del>
+      <w:r>
+        <w:rPr>
+          <w:rFonts w:eastAsia="NSimSun" w:cs="Lucida Sans"/>
+          <w:kern w:val="2"/>
+          <w:sz w:val="24"/>
+          <w:szCs w:val="24"/>
+          <w:lang w:val="en-US" w:eastAsia="zh-CN" w:bidi="hi-IN"/>
+        </w:rPr>
+        <w:t>to maintain stocking levels</w:t>
+      </w:r>
+      <w:del w:id="876" w:author="LeBoldus, Jared" w:date="2022-11-04T10:39:00Z">
         <w:r>
           <w:rPr>
             <w:rFonts w:eastAsia="NSimSun" w:cs="Lucida Sans"/>
@@ -11784,9 +11987,9 @@
             <w:szCs w:val="24"/>
             <w:lang w:val="en-US" w:eastAsia="zh-CN" w:bidi="hi-IN"/>
           </w:rPr>
-          <w:t>by mechanical thinning</w:t>
-        </w:r>
-      </w:ins>
+          <w:delText xml:space="preserve"> during establishment</w:delText>
+        </w:r>
+      </w:del>
       <w:r>
         <w:rPr>
           <w:rFonts w:eastAsia="NSimSun" w:cs="Lucida Sans"/>
@@ -11795,143 +11998,9 @@
           <w:szCs w:val="24"/>
           <w:lang w:val="en-US" w:eastAsia="zh-CN" w:bidi="hi-IN"/>
         </w:rPr>
-        <w:t>. For</w:t>
-      </w:r>
-      <w:ins w:id="868" w:author="LeBoldus, Jared" w:date="2022-11-04T10:39:00Z">
-        <w:r>
-          <w:rPr>
-            <w:rFonts w:eastAsia="NSimSun" w:cs="Lucida Sans"/>
-            <w:kern w:val="2"/>
-            <w:sz w:val="24"/>
-            <w:szCs w:val="24"/>
-            <w:lang w:val="en-US" w:eastAsia="zh-CN" w:bidi="hi-IN"/>
-          </w:rPr>
-          <w:t xml:space="preserve"> the first two years following initial </w:t>
-        </w:r>
-      </w:ins>
-      <w:r>
-        <w:rPr>
-          <w:rFonts w:eastAsia="NSimSun" w:cs="Lucida Sans"/>
-          <w:kern w:val="2"/>
-          <w:sz w:val="24"/>
-          <w:szCs w:val="24"/>
-          <w:lang w:val="en-US" w:eastAsia="zh-CN" w:bidi="hi-IN"/>
-        </w:rPr>
-        <w:t>e</w:t>
-      </w:r>
-      <w:ins w:id="869" w:author="Sarah Hoffman" w:date="2022-11-06T12:33:00Z">
-        <w:r>
-          <w:rPr>
-            <w:rFonts w:eastAsia="NSimSun" w:cs="Lucida Sans"/>
-            <w:kern w:val="2"/>
-            <w:sz w:val="24"/>
-            <w:szCs w:val="24"/>
-            <w:lang w:val="en-US" w:eastAsia="zh-CN" w:bidi="hi-IN"/>
-          </w:rPr>
-          <w:t>stablishment</w:t>
-        </w:r>
-      </w:ins>
-      <w:r>
-        <w:rPr>
-          <w:rFonts w:eastAsia="NSimSun" w:cs="Lucida Sans"/>
-          <w:kern w:val="2"/>
-          <w:sz w:val="24"/>
-          <w:szCs w:val="24"/>
-          <w:lang w:val="en-US" w:eastAsia="zh-CN" w:bidi="hi-IN"/>
-        </w:rPr>
-        <w:t xml:space="preserve"> </w:t>
-      </w:r>
-      <w:del w:id="870" w:author="LeBoldus, Jared" w:date="2022-11-04T10:39:00Z">
-        <w:r>
-          <w:rPr>
-            <w:rFonts w:eastAsia="NSimSun" w:cs="Lucida Sans"/>
-            <w:kern w:val="2"/>
-            <w:sz w:val="24"/>
-            <w:szCs w:val="24"/>
-            <w:lang w:val="en-US" w:eastAsia="zh-CN" w:bidi="hi-IN"/>
-          </w:rPr>
-          <w:delText xml:space="preserve">a duration of two years </w:delText>
-        </w:r>
-      </w:del>
-      <w:r>
-        <w:rPr>
-          <w:rFonts w:eastAsia="NSimSun" w:cs="Lucida Sans"/>
-          <w:kern w:val="2"/>
-          <w:sz w:val="24"/>
-          <w:szCs w:val="24"/>
-          <w:lang w:val="en-US" w:eastAsia="zh-CN" w:bidi="hi-IN"/>
-        </w:rPr>
-        <w:t xml:space="preserve">dead seedlings were </w:t>
-      </w:r>
-      <w:del w:id="871" w:author="LeBoldus, Jared" w:date="2022-11-04T10:39:00Z">
-        <w:r>
-          <w:rPr>
-            <w:rFonts w:eastAsia="NSimSun" w:cs="Lucida Sans"/>
-            <w:kern w:val="2"/>
-            <w:sz w:val="24"/>
-            <w:szCs w:val="24"/>
-            <w:lang w:val="en-US" w:eastAsia="zh-CN" w:bidi="hi-IN"/>
-          </w:rPr>
-          <w:delText xml:space="preserve">replaced </w:delText>
-        </w:r>
-      </w:del>
-      <w:ins w:id="872" w:author="LeBoldus, Jared" w:date="2022-11-04T10:39:00Z">
-        <w:r>
-          <w:rPr>
-            <w:rFonts w:eastAsia="NSimSun" w:cs="Lucida Sans"/>
-            <w:kern w:val="2"/>
-            <w:sz w:val="24"/>
-            <w:szCs w:val="24"/>
-            <w:lang w:val="en-US" w:eastAsia="zh-CN" w:bidi="hi-IN"/>
-          </w:rPr>
-          <w:t xml:space="preserve">replanted </w:t>
-        </w:r>
-      </w:ins>
-      <w:del w:id="873" w:author="LeBoldus, Jared" w:date="2022-11-04T10:39:00Z">
-        <w:r>
-          <w:rPr>
-            <w:rFonts w:eastAsia="NSimSun" w:cs="Lucida Sans"/>
-            <w:kern w:val="2"/>
-            <w:sz w:val="24"/>
-            <w:szCs w:val="24"/>
-            <w:lang w:val="en-US" w:eastAsia="zh-CN" w:bidi="hi-IN"/>
-          </w:rPr>
-          <w:delText xml:space="preserve">within and near subplots </w:delText>
-        </w:r>
-      </w:del>
-      <w:r>
-        <w:rPr>
-          <w:rFonts w:eastAsia="NSimSun" w:cs="Lucida Sans"/>
-          <w:kern w:val="2"/>
-          <w:sz w:val="24"/>
-          <w:szCs w:val="24"/>
-          <w:lang w:val="en-US" w:eastAsia="zh-CN" w:bidi="hi-IN"/>
-        </w:rPr>
-        <w:t>to maintain stocking levels</w:t>
-      </w:r>
-      <w:del w:id="874" w:author="LeBoldus, Jared" w:date="2022-11-04T10:39:00Z">
-        <w:r>
-          <w:rPr>
-            <w:rFonts w:eastAsia="NSimSun" w:cs="Lucida Sans"/>
-            <w:kern w:val="2"/>
-            <w:sz w:val="24"/>
-            <w:szCs w:val="24"/>
-            <w:lang w:val="en-US" w:eastAsia="zh-CN" w:bidi="hi-IN"/>
-          </w:rPr>
-          <w:delText xml:space="preserve"> during establishment</w:delText>
-        </w:r>
-      </w:del>
-      <w:r>
-        <w:rPr>
-          <w:rFonts w:eastAsia="NSimSun" w:cs="Lucida Sans"/>
-          <w:kern w:val="2"/>
-          <w:sz w:val="24"/>
-          <w:szCs w:val="24"/>
-          <w:lang w:val="en-US" w:eastAsia="zh-CN" w:bidi="hi-IN"/>
-        </w:rPr>
         <w:t>.</w:t>
       </w:r>
-      <w:ins w:id="875" w:author="LeBoldus, Jared" w:date="2022-11-04T10:39:00Z">
+      <w:ins w:id="877" w:author="LeBoldus, Jared" w:date="2022-11-04T10:39:00Z">
         <w:r>
           <w:rPr>
             <w:rFonts w:eastAsia="NSimSun" w:cs="Lucida Sans"/>
@@ -11960,7 +12029,7 @@
         </w:rPr>
         <w:t>In the fall of 1986, the 12-year hardwood rotation plots</w:t>
       </w:r>
-      <w:ins w:id="877" w:author="LeBoldus, Jared" w:date="2022-11-04T10:40:00Z">
+      <w:ins w:id="879" w:author="LeBoldus, Jared" w:date="2022-11-04T10:40:00Z">
         <w:r>
           <w:rPr>
             <w:rFonts w:eastAsia="NSimSun" w:cs="Lucida Sans"/>
@@ -11982,7 +12051,7 @@
         </w:rPr>
         <w:t xml:space="preserve"> </w:t>
       </w:r>
-      <w:del w:id="878" w:author="LeBoldus, Jared" w:date="2022-11-04T10:40:00Z">
+      <w:del w:id="880" w:author="LeBoldus, Jared" w:date="2022-11-04T10:40:00Z">
         <w:r>
           <w:rPr>
             <w:rFonts w:eastAsia="NSimSun" w:cs="Lucida Sans"/>
@@ -12004,7 +12073,7 @@
         </w:rPr>
         <w:t>were harvested and in</w:t>
       </w:r>
-      <w:ins w:id="879" w:author="LeBoldus, Jared" w:date="2022-11-04T10:40:00Z">
+      <w:ins w:id="881" w:author="LeBoldus, Jared" w:date="2022-11-04T10:40:00Z">
         <w:r>
           <w:rPr>
             <w:rFonts w:eastAsia="NSimSun" w:cs="Lucida Sans"/>
@@ -12026,7 +12095,7 @@
         </w:rPr>
         <w:t xml:space="preserve"> spring </w:t>
       </w:r>
-      <w:ins w:id="880" w:author="LeBoldus, Jared" w:date="2022-11-04T10:41:00Z">
+      <w:ins w:id="882" w:author="LeBoldus, Jared" w:date="2022-11-04T10:41:00Z">
         <w:r>
           <w:rPr>
             <w:rFonts w:eastAsia="NSimSun" w:cs="Lucida Sans"/>
@@ -12048,7 +12117,7 @@
         </w:rPr>
         <w:t xml:space="preserve">1987 Douglas-fir was planted in those plots </w:t>
       </w:r>
-      <w:del w:id="881" w:author="LeBoldus, Jared" w:date="2022-11-04T10:41:00Z">
+      <w:del w:id="883" w:author="LeBoldus, Jared" w:date="2022-11-04T10:41:00Z">
         <w:r>
           <w:rPr>
             <w:rFonts w:eastAsia="NSimSun" w:cs="Lucida Sans"/>
@@ -12060,7 +12129,7 @@
           <w:delText xml:space="preserve">with the same </w:delText>
         </w:r>
       </w:del>
-      <w:ins w:id="882" w:author="LeBoldus, Jared" w:date="2022-11-04T10:41:00Z">
+      <w:ins w:id="884" w:author="LeBoldus, Jared" w:date="2022-11-04T10:41:00Z">
         <w:r>
           <w:rPr>
             <w:rFonts w:eastAsia="NSimSun" w:cs="Lucida Sans"/>
@@ -12082,7 +12151,7 @@
         </w:rPr>
         <w:t>2.4 m x 2.4 m spacing</w:t>
       </w:r>
-      <w:ins w:id="883" w:author="LeBoldus, Jared" w:date="2022-11-04T10:41:00Z">
+      <w:ins w:id="885" w:author="LeBoldus, Jared" w:date="2022-11-04T10:41:00Z">
         <w:r>
           <w:rPr>
             <w:rFonts w:eastAsia="NSimSun" w:cs="Lucida Sans"/>
@@ -12104,7 +12173,7 @@
         </w:rPr>
         <w:t xml:space="preserve"> </w:t>
       </w:r>
-      <w:del w:id="884" w:author="LeBoldus, Jared" w:date="2022-11-04T10:41:00Z">
+      <w:del w:id="886" w:author="LeBoldus, Jared" w:date="2022-11-04T10:41:00Z">
         <w:r>
           <w:rPr>
             <w:rFonts w:eastAsia="NSimSun" w:cs="Lucida Sans"/>
@@ -12116,7 +12185,7 @@
           <w:delText xml:space="preserve">and replacement of initial mortality.  </w:delText>
         </w:r>
       </w:del>
-      <w:del w:id="885" w:author="LeBoldus, Jared" w:date="2022-11-04T10:43:00Z">
+      <w:del w:id="887" w:author="LeBoldus, Jared" w:date="2022-11-04T10:43:00Z">
         <w:r>
           <w:rPr>
             <w:rFonts w:eastAsia="NSimSun" w:cs="Lucida Sans"/>
@@ -12128,7 +12197,7 @@
           <w:delText>Extensive re-sprouting of hardwoods occurred following harvest, and thus suppression of these sprouts using cutting and herbicide was conducted</w:delText>
         </w:r>
       </w:del>
-      <w:ins w:id="886" w:author="LeBoldus, Jared" w:date="2022-11-04T10:43:00Z">
+      <w:ins w:id="888" w:author="LeBoldus, Jared" w:date="2022-11-04T10:43:00Z">
         <w:r>
           <w:rPr>
             <w:rFonts w:eastAsia="NSimSun" w:cs="Lucida Sans"/>
@@ -12170,7 +12239,7 @@
         </w:rPr>
         <w:t>in 1990 and</w:t>
       </w:r>
-      <w:ins w:id="887" w:author="LeBoldus, Jared" w:date="2022-11-04T10:43:00Z">
+      <w:ins w:id="889" w:author="LeBoldus, Jared" w:date="2022-11-04T10:43:00Z">
         <w:r>
           <w:rPr>
             <w:rFonts w:eastAsia="NSimSun" w:cs="Lucida Sans"/>
@@ -12378,7 +12447,7 @@
           <w:iCs/>
           <w:sz w:val="24"/>
           <w:szCs w:val="24"/>
-          <w:del w:id="889" w:author="Shawn McMurtrey" w:date="2022-11-10T11:56:00Z"/>
+          <w:del w:id="891" w:author="Shawn McMurtrey" w:date="2022-11-10T11:56:00Z"/>
         </w:rPr>
       </w:pPr>
       <w:r>
@@ -12420,7 +12489,7 @@
         </w:rPr>
         <w:t xml:space="preserve"> </w:t>
       </w:r>
-      <w:del w:id="888" w:author="LeBoldus, Jared" w:date="2022-11-04T14:31:00Z">
+      <w:del w:id="890" w:author="LeBoldus, Jared" w:date="2022-11-04T14:31:00Z">
         <w:r>
           <w:rPr>
             <w:rFonts w:eastAsia="NSimSun" w:cs="Lucida Sans"/>
@@ -12475,7 +12544,7 @@
           <w:szCs w:val="24"/>
         </w:rPr>
       </w:pPr>
-      <w:ins w:id="890" w:author="Shawn McMurtrey" w:date="2022-11-15T20:26:00Z">
+      <w:ins w:id="892" w:author="Shawn McMurtrey" w:date="2022-11-15T20:26:00Z">
         <w:r>
           <w:rPr>
             <w:iCs/>
@@ -12485,7 +12554,7 @@
           <w:t>D</w:t>
         </w:r>
       </w:ins>
-      <w:del w:id="891" w:author="Shawn McMurtrey" w:date="2022-11-10T11:56:00Z">
+      <w:del w:id="893" w:author="Shawn McMurtrey" w:date="2022-11-10T11:56:00Z">
         <w:r>
           <w:rPr>
             <w:iCs/>
@@ -12503,7 +12572,7 @@
         </w:rPr>
         <w:t xml:space="preserve">ouglas-fir replanting was staggered for the different </w:t>
       </w:r>
-      <w:del w:id="892" w:author="LeBoldus, Jared" w:date="2022-11-04T14:32:00Z">
+      <w:del w:id="894" w:author="LeBoldus, Jared" w:date="2022-11-04T14:32:00Z">
         <w:r>
           <w:rPr>
             <w:iCs/>
@@ -12521,7 +12590,7 @@
         </w:rPr>
         <w:t xml:space="preserve">treatments </w:t>
       </w:r>
-      <w:del w:id="893" w:author="LeBoldus, Jared" w:date="2022-11-04T14:32:00Z">
+      <w:del w:id="895" w:author="LeBoldus, Jared" w:date="2022-11-04T14:32:00Z">
         <w:r>
           <w:rPr>
             <w:iCs/>
@@ -12547,7 +12616,7 @@
         </w:rPr>
         <w:t xml:space="preserve">stand measurements </w:t>
       </w:r>
-      <w:del w:id="894" w:author="LeBoldus, Jared" w:date="2022-11-04T14:32:00Z">
+      <w:del w:id="896" w:author="LeBoldus, Jared" w:date="2022-11-04T14:32:00Z">
         <w:r>
           <w:rPr>
             <w:iCs/>
@@ -12557,7 +12626,7 @@
           <w:delText xml:space="preserve">were </w:delText>
         </w:r>
       </w:del>
-      <w:ins w:id="895" w:author="LeBoldus, Jared" w:date="2022-11-04T14:32:00Z">
+      <w:ins w:id="897" w:author="LeBoldus, Jared" w:date="2022-11-04T14:32:00Z">
         <w:r>
           <w:rPr>
             <w:iCs/>
@@ -12575,7 +12644,7 @@
         </w:rPr>
         <w:t xml:space="preserve">not </w:t>
       </w:r>
-      <w:del w:id="896" w:author="LeBoldus, Jared" w:date="2022-11-04T14:32:00Z">
+      <w:del w:id="898" w:author="LeBoldus, Jared" w:date="2022-11-04T14:32:00Z">
         <w:r>
           <w:rPr>
             <w:iCs/>
@@ -12585,7 +12654,7 @@
           <w:delText xml:space="preserve">at </w:delText>
         </w:r>
       </w:del>
-      <w:del w:id="897" w:author="Shawn McMurtrey" w:date="2022-11-15T20:25:00Z">
+      <w:del w:id="899" w:author="Shawn McMurtrey" w:date="2022-11-15T20:25:00Z">
         <w:r>
           <w:rPr>
             <w:iCs/>
@@ -12595,7 +12664,7 @@
           <w:delText>occurr</w:delText>
         </w:r>
       </w:del>
-      <w:ins w:id="898" w:author="Shawn McMurtrey" w:date="2022-11-15T20:25:00Z">
+      <w:ins w:id="900" w:author="Shawn McMurtrey" w:date="2022-11-15T20:25:00Z">
         <w:r>
           <w:rPr>
             <w:iCs/>
@@ -12605,7 +12674,7 @@
           <w:t>occur</w:t>
         </w:r>
       </w:ins>
-      <w:ins w:id="899" w:author="LeBoldus, Jared" w:date="2022-11-04T14:32:00Z">
+      <w:ins w:id="901" w:author="LeBoldus, Jared" w:date="2022-11-04T14:32:00Z">
         <w:r>
           <w:rPr>
             <w:iCs/>
@@ -12623,7 +12692,7 @@
         </w:rPr>
         <w:t>consistent ages across all treatments</w:t>
       </w:r>
-      <w:ins w:id="900" w:author="Shawn McMurtrey" w:date="2022-11-10T11:56:00Z">
+      <w:ins w:id="902" w:author="Shawn McMurtrey" w:date="2022-11-10T11:56:00Z">
         <w:r>
           <w:rPr>
             <w:iCs/>
@@ -12633,7 +12702,7 @@
           <w:t>.</w:t>
         </w:r>
       </w:ins>
-      <w:ins w:id="901" w:author="Shawn McMurtrey" w:date="2022-11-15T20:25:00Z">
+      <w:ins w:id="903" w:author="Shawn McMurtrey" w:date="2022-11-15T20:25:00Z">
         <w:r>
           <w:rPr>
             <w:iCs/>
@@ -12643,7 +12712,7 @@
           <w:t xml:space="preserve"> </w:t>
         </w:r>
       </w:ins>
-      <w:del w:id="902" w:author="Shawn McMurtrey" w:date="2022-11-10T11:56:00Z">
+      <w:del w:id="904" w:author="Shawn McMurtrey" w:date="2022-11-10T11:56:00Z">
         <w:r>
           <w:rPr>
             <w:iCs/>
@@ -12653,7 +12722,7 @@
           <w:delText>,</w:delText>
         </w:r>
       </w:del>
-      <w:ins w:id="903" w:author="Shawn McMurtrey" w:date="2022-11-10T11:56:00Z">
+      <w:ins w:id="905" w:author="Shawn McMurtrey" w:date="2022-11-10T11:56:00Z">
         <w:r>
           <w:rPr>
             <w:iCs/>
@@ -12671,7 +12740,7 @@
         </w:rPr>
         <w:t>these</w:t>
       </w:r>
-      <w:ins w:id="904" w:author="Shawn McMurtrey" w:date="2022-11-10T11:56:00Z">
+      <w:ins w:id="906" w:author="Shawn McMurtrey" w:date="2022-11-10T11:56:00Z">
         <w:r>
           <w:rPr>
             <w:iCs/>
@@ -12689,7 +12758,7 @@
         </w:rPr>
         <w:t>s</w:t>
       </w:r>
-      <w:ins w:id="905" w:author="Shawn McMurtrey" w:date="2022-11-10T11:56:00Z">
+      <w:ins w:id="907" w:author="Shawn McMurtrey" w:date="2022-11-10T11:56:00Z">
         <w:r>
           <w:rPr>
             <w:iCs/>
@@ -12707,7 +12776,7 @@
         </w:rPr>
         <w:t xml:space="preserve"> the measurements were </w:t>
       </w:r>
-      <w:del w:id="906" w:author="LeBoldus, Jared" w:date="2022-11-04T14:34:00Z">
+      <w:del w:id="908" w:author="LeBoldus, Jared" w:date="2022-11-04T14:34:00Z">
         <w:r>
           <w:rPr>
             <w:iCs/>
@@ -12717,7 +12786,7 @@
           <w:delText xml:space="preserve">binned </w:delText>
         </w:r>
       </w:del>
-      <w:ins w:id="907" w:author="LeBoldus, Jared" w:date="2022-11-04T14:34:00Z">
+      <w:ins w:id="909" w:author="LeBoldus, Jared" w:date="2022-11-04T14:34:00Z">
         <w:r>
           <w:rPr>
             <w:iCs/>
@@ -12751,7 +12820,7 @@
         </w:rPr>
         <w:t xml:space="preserve"> </w:t>
       </w:r>
-      <w:del w:id="908" w:author="LeBoldus, Jared" w:date="2022-11-04T14:35:00Z">
+      <w:del w:id="910" w:author="LeBoldus, Jared" w:date="2022-11-04T14:35:00Z">
         <w:r>
           <w:rPr>
             <w:iCs/>
@@ -12761,7 +12830,7 @@
           <w:delText>periods</w:delText>
         </w:r>
       </w:del>
-      <w:ins w:id="909" w:author="LeBoldus, Jared" w:date="2022-11-04T14:35:00Z">
+      <w:ins w:id="911" w:author="LeBoldus, Jared" w:date="2022-11-04T14:35:00Z">
         <w:r>
           <w:rPr>
             <w:iCs/>
@@ -13507,7 +13576,7 @@
         <w:ind w:firstLine="720"/>
         <w:rPr>
           <w:iCs/>
-          <w:ins w:id="913" w:author="Shawn McMurtrey" w:date="2022-11-15T22:07:00Z"/>
+          <w:ins w:id="915" w:author="Shawn McMurtrey" w:date="2022-11-15T22:07:00Z"/>
           <w:sz w:val="24"/>
           <w:szCs w:val="24"/>
         </w:rPr>
@@ -13520,7 +13589,7 @@
         </w:rPr>
         <w:t xml:space="preserve">Analyses of variance (ANOVAs) based on generalized linear mixed models were used to test the random effect of block and the fixed effect of </w:t>
       </w:r>
-      <w:del w:id="910" w:author="LeBoldus, Jared" w:date="2022-11-04T14:38:00Z">
+      <w:del w:id="912" w:author="LeBoldus, Jared" w:date="2022-11-04T14:38:00Z">
         <w:r>
           <w:rPr>
             <w:iCs/>
@@ -13538,7 +13607,7 @@
         </w:rPr>
         <w:t xml:space="preserve">treatment on annual </w:t>
       </w:r>
-      <w:del w:id="911" w:author="LeBoldus, Jared" w:date="2022-11-04T14:38:00Z">
+      <w:del w:id="913" w:author="LeBoldus, Jared" w:date="2022-11-04T14:38:00Z">
         <w:r>
           <w:rPr>
             <w:iCs/>
@@ -13548,7 +13617,7 @@
           <w:delText>basal area</w:delText>
         </w:r>
       </w:del>
-      <w:ins w:id="912" w:author="LeBoldus, Jared" w:date="2022-11-04T14:38:00Z">
+      <w:ins w:id="914" w:author="LeBoldus, Jared" w:date="2022-11-04T14:38:00Z">
         <w:r>
           <w:rPr>
             <w:iCs/>
@@ -13735,7 +13804,7 @@
         </w:rPr>
         <w:t>for the immediate Douglas</w:t>
       </w:r>
-      <w:ins w:id="914" w:author="LeBoldus, Jared" w:date="2022-11-04T14:39:00Z">
+      <w:ins w:id="916" w:author="LeBoldus, Jared" w:date="2022-11-04T14:39:00Z">
         <w:r>
           <w:rPr>
             <w:sz w:val="24"/>
@@ -24770,7 +24839,7 @@
         </w:rPr>
         <w:t xml:space="preserve">The multi-level ANOVA showed </w:t>
       </w:r>
-      <w:del w:id="916" w:author="LeBoldus, Jared" w:date="2022-11-04T14:58:00Z">
+      <w:del w:id="918" w:author="LeBoldus, Jared" w:date="2022-11-04T14:58:00Z">
         <w:r>
           <w:rPr>
             <w:sz w:val="24"/>
@@ -24787,7 +24856,7 @@
         </w:rPr>
         <w:t>that there</w:t>
       </w:r>
-      <w:ins w:id="917" w:author="LeBoldus, Jared" w:date="2022-11-04T14:58:00Z">
+      <w:ins w:id="919" w:author="LeBoldus, Jared" w:date="2022-11-04T14:58:00Z">
         <w:r>
           <w:rPr>
             <w:sz w:val="24"/>
@@ -24796,7 +24865,7 @@
           <w:t xml:space="preserve"> was no </w:t>
         </w:r>
       </w:ins>
-      <w:del w:id="918" w:author="LeBoldus, Jared" w:date="2022-11-04T14:58:00Z">
+      <w:del w:id="920" w:author="LeBoldus, Jared" w:date="2022-11-04T14:58:00Z">
         <w:r>
           <w:rPr>
             <w:sz w:val="24"/>
@@ -24820,7 +24889,7 @@
         </w:rPr>
         <w:t xml:space="preserve"> </w:t>
       </w:r>
-      <w:ins w:id="919" w:author="LeBoldus, Jared" w:date="2022-11-04T15:00:00Z">
+      <w:ins w:id="921" w:author="LeBoldus, Jared" w:date="2022-11-04T15:00:00Z">
         <w:r>
           <w:rPr>
             <w:sz w:val="24"/>
@@ -24830,7 +24899,7 @@
           <w:t>(Table 2)</w:t>
         </w:r>
       </w:ins>
-      <w:ins w:id="920" w:author="LeBoldus, Jared" w:date="2022-11-04T15:01:00Z">
+      <w:ins w:id="922" w:author="LeBoldus, Jared" w:date="2022-11-04T15:01:00Z">
         <w:r>
           <w:rPr>
             <w:sz w:val="24"/>
@@ -24840,7 +24909,7 @@
           <w:t xml:space="preserve"> </w:t>
         </w:r>
       </w:ins>
-      <w:ins w:id="921" w:author="LeBoldus, Jared" w:date="2022-11-04T14:59:00Z">
+      <w:ins w:id="923" w:author="LeBoldus, Jared" w:date="2022-11-04T14:59:00Z">
         <w:r>
           <w:rPr>
             <w:sz w:val="24"/>
@@ -24850,7 +24919,7 @@
           <w:t>nor was there an effect when the two thinning treatments were combined</w:t>
         </w:r>
       </w:ins>
-      <w:ins w:id="922" w:author="LeBoldus, Jared" w:date="2022-11-04T15:00:00Z">
+      <w:ins w:id="924" w:author="LeBoldus, Jared" w:date="2022-11-04T15:00:00Z">
         <w:r>
           <w:rPr>
             <w:sz w:val="24"/>
@@ -24860,7 +24929,7 @@
           <w:t xml:space="preserve"> and compared to the control </w:t>
         </w:r>
       </w:ins>
-      <w:del w:id="923" w:author="LeBoldus, Jared" w:date="2022-11-04T15:00:00Z">
+      <w:del w:id="925" w:author="LeBoldus, Jared" w:date="2022-11-04T15:00:00Z">
         <w:r>
           <w:rPr>
             <w:sz w:val="24"/>
@@ -24870,7 +24939,7 @@
           <w:delText>(Table 2). There was also no significance found when the two thinned treatment areas were combined and compared against the control stands</w:delText>
         </w:r>
       </w:del>
-      <w:del w:id="924" w:author="LeBoldus, Jared" w:date="2022-11-04T15:02:00Z">
+      <w:del w:id="926" w:author="LeBoldus, Jared" w:date="2022-11-04T15:02:00Z">
         <w:r>
           <w:rPr>
             <w:sz w:val="24"/>
@@ -24954,7 +25023,7 @@
         </w:rPr>
         <w:t>A two</w:t>
       </w:r>
-      <w:ins w:id="925" w:author="LeBoldus, Jared" w:date="2022-11-04T14:58:00Z">
+      <w:ins w:id="927" w:author="LeBoldus, Jared" w:date="2022-11-04T14:58:00Z">
         <w:r>
           <w:rPr>
             <w:sz w:val="24"/>
@@ -24963,7 +25032,7 @@
           <w:t>-</w:t>
         </w:r>
       </w:ins>
-      <w:del w:id="926" w:author="LeBoldus, Jared" w:date="2022-11-04T14:58:00Z">
+      <w:del w:id="928" w:author="LeBoldus, Jared" w:date="2022-11-04T14:58:00Z">
         <w:r>
           <w:rPr>
             <w:sz w:val="24"/>
@@ -27192,7 +27261,7 @@
           <w:szCs w:val="24"/>
         </w:rPr>
       </w:pPr>
-      <w:ins w:id="927" w:author="Sarah Hoffman" w:date="2022-11-07T21:10:00Z">
+      <w:ins w:id="929" w:author="Sarah Hoffman" w:date="2022-11-07T21:10:00Z">
         <w:r>
           <w:rPr>
             <w:sz w:val="24"/>
@@ -27210,7 +27279,7 @@
         </w:rPr>
         <w:t>occurrence</w:t>
       </w:r>
-      <w:ins w:id="928" w:author="Sarah Hoffman" w:date="2022-11-07T21:10:00Z">
+      <w:ins w:id="930" w:author="Sarah Hoffman" w:date="2022-11-07T21:10:00Z">
         <w:r>
           <w:rPr>
             <w:sz w:val="24"/>
@@ -27220,7 +27289,7 @@
           <w:t xml:space="preserve"> of root disease was quantified </w:t>
         </w:r>
       </w:ins>
-      <w:ins w:id="929" w:author="Sarah Hoffman" w:date="2022-11-07T21:11:00Z">
+      <w:ins w:id="931" w:author="Sarah Hoffman" w:date="2022-11-07T21:11:00Z">
         <w:r>
           <w:rPr>
             <w:sz w:val="24"/>
@@ -27238,7 +27307,7 @@
         </w:rPr>
         <w:t xml:space="preserve"> and stand</w:t>
       </w:r>
-      <w:ins w:id="930" w:author="Sarah Hoffman" w:date="2022-11-07T21:11:00Z">
+      <w:ins w:id="932" w:author="Sarah Hoffman" w:date="2022-11-07T21:11:00Z">
         <w:r>
           <w:rPr>
             <w:sz w:val="24"/>
@@ -27248,7 +27317,7 @@
           <w:t xml:space="preserve"> levels</w:t>
         </w:r>
       </w:ins>
-      <w:ins w:id="931" w:author="Sarah Hoffman" w:date="2022-11-07T21:10:00Z">
+      <w:ins w:id="933" w:author="Sarah Hoffman" w:date="2022-11-07T21:10:00Z">
         <w:r>
           <w:rPr>
             <w:sz w:val="24"/>
@@ -27318,7 +27387,7 @@
         </w:rPr>
         <w:t>) of the stands. By the end of the study, the presence of LRR was found within 82% (n = 62/75</w:t>
       </w:r>
-      <w:ins w:id="932" w:author="Shawn McMurtrey" w:date="2022-11-15T21:13:00Z">
+      <w:ins w:id="934" w:author="Shawn McMurtrey" w:date="2022-11-15T21:13:00Z">
         <w:r>
           <w:rPr>
             <w:sz w:val="24"/>
@@ -27327,7 +27396,7 @@
           <w:t xml:space="preserve">, </w:t>
         </w:r>
       </w:ins>
-      <w:ins w:id="933" w:author="Shawn McMurtrey" w:date="2022-11-15T21:14:00Z">
+      <w:ins w:id="935" w:author="Shawn McMurtrey" w:date="2022-11-15T21:14:00Z">
         <w:r>
           <w:rPr>
             <w:sz w:val="24"/>
@@ -27336,7 +27405,7 @@
           <w:t>p</w:t>
         </w:r>
       </w:ins>
-      <w:ins w:id="934" w:author="Shawn McMurtrey" w:date="2022-11-15T21:13:00Z">
+      <w:ins w:id="936" w:author="Shawn McMurtrey" w:date="2022-11-15T21:13:00Z">
         <w:r>
           <w:rPr>
             <w:sz w:val="24"/>
@@ -27345,7 +27414,7 @@
           <w:t xml:space="preserve">lot n = 23/25 for unthinned </w:t>
         </w:r>
       </w:ins>
-      <w:ins w:id="935" w:author="Shawn McMurtrey" w:date="2022-11-15T21:14:00Z">
+      <w:ins w:id="937" w:author="Shawn McMurtrey" w:date="2022-11-15T21:14:00Z">
         <w:r>
           <w:rPr>
             <w:sz w:val="24"/>
@@ -27354,7 +27423,7 @@
           <w:t>treatment</w:t>
         </w:r>
       </w:ins>
-      <w:ins w:id="936" w:author="Shawn McMurtrey" w:date="2022-11-15T21:13:00Z">
+      <w:ins w:id="938" w:author="Shawn McMurtrey" w:date="2022-11-15T21:13:00Z">
         <w:r>
           <w:rPr>
             <w:sz w:val="24"/>
@@ -27363,7 +27432,7 @@
           <w:t xml:space="preserve">; </w:t>
         </w:r>
       </w:ins>
-      <w:ins w:id="937" w:author="Shawn McMurtrey" w:date="2022-11-15T21:14:00Z">
+      <w:ins w:id="939" w:author="Shawn McMurtrey" w:date="2022-11-15T21:14:00Z">
         <w:r>
           <w:rPr>
             <w:sz w:val="24"/>
@@ -27372,7 +27441,7 @@
           <w:t>p</w:t>
         </w:r>
       </w:ins>
-      <w:ins w:id="938" w:author="Shawn McMurtrey" w:date="2022-11-15T21:13:00Z">
+      <w:ins w:id="940" w:author="Shawn McMurtrey" w:date="2022-11-15T21:13:00Z">
         <w:r>
           <w:rPr>
             <w:sz w:val="24"/>
@@ -27381,7 +27450,7 @@
           <w:t xml:space="preserve">lot n = 20/25 for lightly thinned </w:t>
         </w:r>
       </w:ins>
-      <w:ins w:id="939" w:author="Shawn McMurtrey" w:date="2022-11-15T21:14:00Z">
+      <w:ins w:id="941" w:author="Shawn McMurtrey" w:date="2022-11-15T21:14:00Z">
         <w:r>
           <w:rPr>
             <w:sz w:val="24"/>
@@ -27390,7 +27459,7 @@
           <w:t>treatments</w:t>
         </w:r>
       </w:ins>
-      <w:ins w:id="940" w:author="Shawn McMurtrey" w:date="2022-11-15T21:13:00Z">
+      <w:ins w:id="942" w:author="Shawn McMurtrey" w:date="2022-11-15T21:13:00Z">
         <w:r>
           <w:rPr>
             <w:sz w:val="24"/>
@@ -27399,7 +27468,7 @@
           <w:t xml:space="preserve">; and </w:t>
         </w:r>
       </w:ins>
-      <w:ins w:id="941" w:author="Shawn McMurtrey" w:date="2022-11-15T21:14:00Z">
+      <w:ins w:id="943" w:author="Shawn McMurtrey" w:date="2022-11-15T21:14:00Z">
         <w:r>
           <w:rPr>
             <w:sz w:val="24"/>
@@ -27408,7 +27477,7 @@
           <w:t>pl</w:t>
         </w:r>
       </w:ins>
-      <w:ins w:id="942" w:author="Shawn McMurtrey" w:date="2022-11-15T21:13:00Z">
+      <w:ins w:id="944" w:author="Shawn McMurtrey" w:date="2022-11-15T21:13:00Z">
         <w:r>
           <w:rPr>
             <w:sz w:val="24"/>
@@ -27417,7 +27486,7 @@
           <w:t xml:space="preserve">ot n = 19/25 for thinned </w:t>
         </w:r>
       </w:ins>
-      <w:ins w:id="943" w:author="Shawn McMurtrey" w:date="2022-11-15T21:14:00Z">
+      <w:ins w:id="945" w:author="Shawn McMurtrey" w:date="2022-11-15T21:14:00Z">
         <w:r>
           <w:rPr>
             <w:sz w:val="24"/>
@@ -27433,7 +27502,7 @@
         </w:rPr>
         <w:t xml:space="preserve">) of the plots, and in 100% (n = 15/15) of the stands. </w:t>
       </w:r>
-      <w:del w:id="944" w:author="Shawn McMurtrey" w:date="2022-11-15T21:15:00Z">
+      <w:del w:id="946" w:author="Shawn McMurtrey" w:date="2022-11-15T21:15:00Z">
         <w:r>
           <w:rPr>
             <w:sz w:val="24"/>
@@ -27442,7 +27511,7 @@
           <w:delText>(Plot n = 23/25 for unthinned stands; Plot n = 20/25 for lightly thinned stands; and Plot n = 19/25 for thinned stands).</w:delText>
         </w:r>
       </w:del>
-      <w:del w:id="945" w:author="Shawn McMurtrey" w:date="2022-11-15T21:15:00Z">
+      <w:del w:id="947" w:author="Shawn McMurtrey" w:date="2022-11-15T21:15:00Z">
         <w:r>
           <w:rPr>
             <w:sz w:val="24"/>
@@ -27482,7 +27551,7 @@
         </w:rPr>
         <w:t>. By the time the study concluded, LRR had been found in 100%</w:t>
       </w:r>
-      <w:ins w:id="946" w:author="Shawn McMurtrey" w:date="2022-11-10T18:39:00Z">
+      <w:ins w:id="948" w:author="Shawn McMurtrey" w:date="2022-11-10T18:39:00Z">
         <w:r>
           <w:rPr>
             <w:sz w:val="24"/>
@@ -27532,7 +27601,7 @@
         </w:rPr>
         <w:t xml:space="preserve">3.3 </w:t>
       </w:r>
-      <w:ins w:id="947" w:author="Shawn McMurtrey" w:date="2022-11-15T19:59:00Z">
+      <w:ins w:id="949" w:author="Shawn McMurtrey" w:date="2022-11-15T19:59:00Z">
         <w:r>
           <w:rPr>
             <w:b/>
@@ -27550,7 +27619,7 @@
         </w:rPr>
         <w:t xml:space="preserve">Forest Vegetation </w:t>
       </w:r>
-      <w:del w:id="948" w:author="Shawn McMurtrey" w:date="2022-11-15T20:29:00Z">
+      <w:del w:id="950" w:author="Shawn McMurtrey" w:date="2022-11-15T20:29:00Z">
         <w:r>
           <w:rPr>
             <w:b/>
@@ -27560,7 +27629,7 @@
           <w:delText>Simulator</w:delText>
         </w:r>
       </w:del>
-      <w:ins w:id="949" w:author="Shawn McMurtrey" w:date="2022-11-15T20:29:00Z">
+      <w:ins w:id="951" w:author="Shawn McMurtrey" w:date="2022-11-15T20:29:00Z">
         <w:r>
           <w:rPr>
             <w:b/>
@@ -27613,7 +27682,7 @@
         </w:rPr>
         <w:t>)</w:t>
       </w:r>
-      <w:ins w:id="950" w:author="Shawn McMurtrey" w:date="2022-11-15T18:56:00Z">
+      <w:ins w:id="952" w:author="Shawn McMurtrey" w:date="2022-11-15T18:56:00Z">
         <w:r>
           <w:rPr>
             <w:sz w:val="24"/>
@@ -27623,7 +27692,7 @@
           <w:t xml:space="preserve"> The 95% confidence interval</w:t>
         </w:r>
       </w:ins>
-      <w:ins w:id="951" w:author="Shawn McMurtrey" w:date="2022-11-15T18:57:00Z">
+      <w:ins w:id="953" w:author="Shawn McMurtrey" w:date="2022-11-15T18:57:00Z">
         <w:r>
           <w:rPr>
             <w:sz w:val="24"/>
@@ -27633,7 +27702,7 @@
           <w:t>s</w:t>
         </w:r>
       </w:ins>
-      <w:ins w:id="952" w:author="Shawn McMurtrey" w:date="2022-11-15T18:59:00Z">
+      <w:ins w:id="954" w:author="Shawn McMurtrey" w:date="2022-11-15T18:59:00Z">
         <w:r>
           <w:rPr>
             <w:sz w:val="24"/>
@@ -27643,7 +27712,7 @@
           <w:t xml:space="preserve"> overlapped for nearly all</w:t>
         </w:r>
       </w:ins>
-      <w:ins w:id="953" w:author="Shawn McMurtrey" w:date="2022-11-15T18:56:00Z">
+      <w:ins w:id="955" w:author="Shawn McMurtrey" w:date="2022-11-15T18:56:00Z">
         <w:r>
           <w:rPr>
             <w:sz w:val="24"/>
@@ -27653,7 +27722,7 @@
           <w:t xml:space="preserve"> of the FVS</w:t>
         </w:r>
       </w:ins>
-      <w:ins w:id="954" w:author="Shawn McMurtrey" w:date="2022-11-15T19:01:00Z">
+      <w:ins w:id="956" w:author="Shawn McMurtrey" w:date="2022-11-15T19:01:00Z">
         <w:r>
           <w:rPr>
             <w:sz w:val="24"/>
@@ -27663,7 +27732,7 @@
           <w:t xml:space="preserve">, </w:t>
         </w:r>
       </w:ins>
-      <w:ins w:id="955" w:author="Shawn McMurtrey" w:date="2022-11-15T18:56:00Z">
+      <w:ins w:id="957" w:author="Shawn McMurtrey" w:date="2022-11-15T18:56:00Z">
         <w:r>
           <w:rPr>
             <w:sz w:val="24"/>
@@ -27673,7 +27742,7 @@
           <w:t>WRD</w:t>
         </w:r>
       </w:ins>
-      <w:ins w:id="956" w:author="Shawn McMurtrey" w:date="2022-11-15T18:59:00Z">
+      <w:ins w:id="958" w:author="Shawn McMurtrey" w:date="2022-11-15T18:59:00Z">
         <w:r>
           <w:rPr>
             <w:sz w:val="24"/>
@@ -27683,7 +27752,7 @@
           <w:t>M</w:t>
         </w:r>
       </w:ins>
-      <w:ins w:id="957" w:author="Shawn McMurtrey" w:date="2022-11-15T19:01:00Z">
+      <w:ins w:id="959" w:author="Shawn McMurtrey" w:date="2022-11-15T19:01:00Z">
         <w:r>
           <w:rPr>
             <w:sz w:val="24"/>
@@ -27693,7 +27762,7 @@
           <w:t xml:space="preserve">, and collected data </w:t>
         </w:r>
       </w:ins>
-      <w:ins w:id="958" w:author="Shawn McMurtrey" w:date="2022-11-15T19:00:00Z">
+      <w:ins w:id="960" w:author="Shawn McMurtrey" w:date="2022-11-15T19:00:00Z">
         <w:r>
           <w:rPr>
             <w:sz w:val="24"/>
@@ -27703,7 +27772,7 @@
           <w:t>comparisons that were produced.</w:t>
         </w:r>
       </w:ins>
-      <w:ins w:id="959" w:author="Shawn McMurtrey" w:date="2022-11-15T19:02:00Z">
+      <w:ins w:id="961" w:author="Shawn McMurtrey" w:date="2022-11-15T19:02:00Z">
         <w:r>
           <w:rPr>
             <w:sz w:val="24"/>
@@ -27713,7 +27782,7 @@
           <w:t xml:space="preserve"> The</w:t>
         </w:r>
       </w:ins>
-      <w:ins w:id="960" w:author="Shawn McMurtrey" w:date="2022-11-15T19:03:00Z">
+      <w:ins w:id="962" w:author="Shawn McMurtrey" w:date="2022-11-15T19:03:00Z">
         <w:r>
           <w:rPr>
             <w:sz w:val="24"/>
@@ -27723,7 +27792,7 @@
           <w:t xml:space="preserve"> FVS and WRDM</w:t>
         </w:r>
       </w:ins>
-      <w:ins w:id="961" w:author="Shawn McMurtrey" w:date="2022-11-15T19:02:00Z">
+      <w:ins w:id="963" w:author="Shawn McMurtrey" w:date="2022-11-15T19:02:00Z">
         <w:r>
           <w:rPr>
             <w:sz w:val="24"/>
@@ -27733,7 +27802,7 @@
           <w:t xml:space="preserve"> </w:t>
         </w:r>
       </w:ins>
-      <w:ins w:id="962" w:author="Shawn McMurtrey" w:date="2022-11-15T19:03:00Z">
+      <w:ins w:id="964" w:author="Shawn McMurtrey" w:date="2022-11-15T19:03:00Z">
         <w:r>
           <w:rPr>
             <w:sz w:val="24"/>
@@ -27743,7 +27812,7 @@
           <w:t>results</w:t>
         </w:r>
       </w:ins>
-      <w:ins w:id="963" w:author="Shawn McMurtrey" w:date="2022-11-15T19:04:00Z">
+      <w:ins w:id="965" w:author="Shawn McMurtrey" w:date="2022-11-15T19:04:00Z">
         <w:r>
           <w:rPr>
             <w:sz w:val="24"/>
@@ -27753,7 +27822,7 @@
           <w:t xml:space="preserve"> from 2020</w:t>
         </w:r>
       </w:ins>
-      <w:ins w:id="964" w:author="Shawn McMurtrey" w:date="2022-11-15T19:03:00Z">
+      <w:ins w:id="966" w:author="Shawn McMurtrey" w:date="2022-11-15T19:03:00Z">
         <w:r>
           <w:rPr>
             <w:sz w:val="24"/>
@@ -27763,7 +27832,7 @@
           <w:t xml:space="preserve"> for the</w:t>
         </w:r>
       </w:ins>
-      <w:ins w:id="965" w:author="Shawn McMurtrey" w:date="2022-11-15T20:13:00Z">
+      <w:ins w:id="967" w:author="Shawn McMurtrey" w:date="2022-11-15T20:13:00Z">
         <w:r>
           <w:rPr>
             <w:sz w:val="24"/>
@@ -27773,7 +27842,7 @@
           <w:t xml:space="preserve"> graph depicting all species from the</w:t>
         </w:r>
       </w:ins>
-      <w:ins w:id="966" w:author="Shawn McMurtrey" w:date="2022-11-15T19:03:00Z">
+      <w:ins w:id="968" w:author="Shawn McMurtrey" w:date="2022-11-15T19:03:00Z">
         <w:r>
           <w:rPr>
             <w:sz w:val="24"/>
@@ -27783,7 +27852,7 @@
           <w:t xml:space="preserve"> unthinned </w:t>
         </w:r>
       </w:ins>
-      <w:ins w:id="967" w:author="Shawn McMurtrey" w:date="2022-11-15T20:13:00Z">
+      <w:ins w:id="969" w:author="Shawn McMurtrey" w:date="2022-11-15T20:13:00Z">
         <w:r>
           <w:rPr>
             <w:sz w:val="24"/>
@@ -27793,7 +27862,7 @@
           <w:t xml:space="preserve">treatments </w:t>
         </w:r>
       </w:ins>
-      <w:ins w:id="968" w:author="Shawn McMurtrey" w:date="2022-11-15T19:03:00Z">
+      <w:ins w:id="970" w:author="Shawn McMurtrey" w:date="2022-11-15T19:03:00Z">
         <w:r>
           <w:rPr>
             <w:sz w:val="24"/>
@@ -27803,7 +27872,7 @@
           <w:t>(</w:t>
         </w:r>
       </w:ins>
-      <w:ins w:id="969" w:author="Shawn McMurtrey" w:date="2022-11-15T19:03:00Z">
+      <w:ins w:id="971" w:author="Shawn McMurtrey" w:date="2022-11-15T19:03:00Z">
         <w:r>
           <w:rPr>
             <w:sz w:val="24"/>
@@ -27813,7 +27882,7 @@
           <w:t>Figure x-A</w:t>
         </w:r>
       </w:ins>
-      <w:ins w:id="970" w:author="Shawn McMurtrey" w:date="2022-11-15T19:04:00Z">
+      <w:ins w:id="972" w:author="Shawn McMurtrey" w:date="2022-11-15T19:04:00Z">
         <w:r>
           <w:rPr>
             <w:sz w:val="24"/>
@@ -27823,7 +27892,7 @@
           <w:t>) a</w:t>
         </w:r>
       </w:ins>
-      <w:ins w:id="971" w:author="Shawn McMurtrey" w:date="2022-11-15T20:13:00Z">
+      <w:ins w:id="973" w:author="Shawn McMurtrey" w:date="2022-11-15T20:13:00Z">
         <w:r>
           <w:rPr>
             <w:sz w:val="24"/>
@@ -27833,7 +27902,7 @@
           <w:t>s well as the graph of</w:t>
         </w:r>
       </w:ins>
-      <w:ins w:id="972" w:author="Shawn McMurtrey" w:date="2022-11-15T19:04:00Z">
+      <w:ins w:id="974" w:author="Shawn McMurtrey" w:date="2022-11-15T19:04:00Z">
         <w:r>
           <w:rPr>
             <w:sz w:val="24"/>
@@ -27843,7 +27912,7 @@
           <w:t xml:space="preserve"> all species </w:t>
         </w:r>
       </w:ins>
-      <w:ins w:id="973" w:author="Shawn McMurtrey" w:date="2022-11-15T20:13:00Z">
+      <w:ins w:id="975" w:author="Shawn McMurtrey" w:date="2022-11-15T20:13:00Z">
         <w:r>
           <w:rPr>
             <w:sz w:val="24"/>
@@ -27853,7 +27922,7 @@
           <w:t>within the thinned treatment</w:t>
         </w:r>
       </w:ins>
-      <w:ins w:id="974" w:author="Shawn McMurtrey" w:date="2022-11-15T20:14:00Z">
+      <w:ins w:id="976" w:author="Shawn McMurtrey" w:date="2022-11-15T20:14:00Z">
         <w:r>
           <w:rPr>
             <w:sz w:val="24"/>
@@ -27863,7 +27932,7 @@
           <w:t xml:space="preserve">s </w:t>
         </w:r>
       </w:ins>
-      <w:ins w:id="975" w:author="Shawn McMurtrey" w:date="2022-11-15T19:04:00Z">
+      <w:ins w:id="977" w:author="Shawn McMurtrey" w:date="2022-11-15T19:04:00Z">
         <w:r>
           <w:rPr>
             <w:sz w:val="24"/>
@@ -27873,7 +27942,7 @@
           <w:t xml:space="preserve"> (</w:t>
         </w:r>
       </w:ins>
-      <w:ins w:id="976" w:author="Shawn McMurtrey" w:date="2022-11-15T19:04:00Z">
+      <w:ins w:id="978" w:author="Shawn McMurtrey" w:date="2022-11-15T19:04:00Z">
         <w:r>
           <w:rPr>
             <w:sz w:val="24"/>
@@ -27883,7 +27952,7 @@
           <w:t>Fig. x – E</w:t>
         </w:r>
       </w:ins>
-      <w:ins w:id="977" w:author="Shawn McMurtrey" w:date="2022-11-15T19:04:00Z">
+      <w:ins w:id="979" w:author="Shawn McMurtrey" w:date="2022-11-15T19:04:00Z">
         <w:r>
           <w:rPr>
             <w:sz w:val="24"/>
@@ -27893,7 +27962,7 @@
           <w:t xml:space="preserve">) were the only two </w:t>
         </w:r>
       </w:ins>
-      <w:ins w:id="978" w:author="Shawn McMurtrey" w:date="2022-11-15T19:05:00Z">
+      <w:ins w:id="980" w:author="Shawn McMurtrey" w:date="2022-11-15T19:05:00Z">
         <w:r>
           <w:rPr>
             <w:sz w:val="24"/>
@@ -27903,7 +27972,7 @@
           <w:t xml:space="preserve">comparisons within the thinning study that did not have overlapping </w:t>
         </w:r>
       </w:ins>
-      <w:ins w:id="979" w:author="Shawn McMurtrey" w:date="2022-11-15T20:14:00Z">
+      <w:ins w:id="981" w:author="Shawn McMurtrey" w:date="2022-11-15T20:14:00Z">
         <w:r>
           <w:rPr>
             <w:sz w:val="24"/>
@@ -27913,7 +27982,7 @@
           <w:t xml:space="preserve">95% </w:t>
         </w:r>
       </w:ins>
-      <w:ins w:id="980" w:author="Shawn McMurtrey" w:date="2022-11-15T19:05:00Z">
+      <w:ins w:id="982" w:author="Shawn McMurtrey" w:date="2022-11-15T19:05:00Z">
         <w:r>
           <w:rPr>
             <w:sz w:val="24"/>
@@ -27923,7 +27992,7 @@
           <w:t>confidence intervals.</w:t>
         </w:r>
       </w:ins>
-      <w:del w:id="981" w:author="Shawn McMurtrey" w:date="2022-11-15T18:56:00Z">
+      <w:del w:id="983" w:author="Shawn McMurtrey" w:date="2022-11-15T18:56:00Z">
         <w:r>
           <w:rPr>
             <w:sz w:val="24"/>
@@ -27933,7 +28002,7 @@
           <w:delText>.</w:delText>
         </w:r>
       </w:del>
-      <w:del w:id="982" w:author="Shawn McMurtrey" w:date="2022-11-15T18:59:00Z">
+      <w:del w:id="984" w:author="Shawn McMurtrey" w:date="2022-11-15T18:59:00Z">
         <w:r>
           <w:rPr>
             <w:sz w:val="24"/>
@@ -27988,7 +28057,7 @@
         <w:rPr>
           <w:sz w:val="24"/>
           <w:szCs w:val="24"/>
-          <w:ins w:id="985" w:author="Shawn McMurtrey" w:date="2022-11-15T20:28:00Z"/>
+          <w:ins w:id="987" w:author="Shawn McMurtrey" w:date="2022-11-15T20:28:00Z"/>
         </w:rPr>
       </w:pPr>
       <w:r>
@@ -28005,7 +28074,7 @@
         </w:rPr>
         <w:t>Basal area increased throughout the study (Table 3, Figure 4A), but at a declining rate later in the study (Figure 5) and in blocks with high initial incidence of laminated root rot (Supplement X). Annual basal area increment was reduced in the 25-year cottonwood treatment in the early period (Figure 5, Table 4).</w:t>
       </w:r>
-      <w:del w:id="983" w:author="Shawn McMurtrey" w:date="2022-11-15T19:58:00Z">
+      <w:del w:id="985" w:author="Shawn McMurtrey" w:date="2022-11-15T19:58:00Z">
         <w:r>
           <w:rPr>
             <w:sz w:val="24"/>
@@ -28014,7 +28083,7 @@
           <w:delText xml:space="preserve"> </w:delText>
         </w:r>
       </w:del>
-      <w:del w:id="984" w:author="Shawn McMurtrey" w:date="2022-11-15T19:58:00Z">
+      <w:del w:id="986" w:author="Shawn McMurtrey" w:date="2022-11-15T19:58:00Z">
         <w:r>
           <w:rPr>
             <w:b/>
@@ -28046,7 +28115,7 @@
           <w:iCs/>
           <w:sz w:val="24"/>
           <w:szCs w:val="24"/>
-          <w:del w:id="1013" w:author="Shawn McMurtrey" w:date="2022-11-15T20:15:00Z"/>
+          <w:del w:id="1015" w:author="Shawn McMurtrey" w:date="2022-11-15T20:15:00Z"/>
         </w:rPr>
       </w:pPr>
       <w:r>
@@ -28057,7 +28126,7 @@
         </w:rPr>
         <w:t>To</w:t>
       </w:r>
-      <w:ins w:id="986" w:author="Shawn McMurtrey" w:date="2022-11-15T20:39:00Z">
+      <w:ins w:id="988" w:author="Shawn McMurtrey" w:date="2022-11-15T20:39:00Z">
         <w:r>
           <w:rPr>
             <w:iCs/>
@@ -28067,7 +28136,7 @@
           <w:t xml:space="preserve"> test for </w:t>
         </w:r>
       </w:ins>
-      <w:ins w:id="987" w:author="Shawn McMurtrey" w:date="2022-11-15T20:40:00Z">
+      <w:ins w:id="989" w:author="Shawn McMurtrey" w:date="2022-11-15T20:40:00Z">
         <w:r>
           <w:rPr>
             <w:iCs/>
@@ -28077,7 +28146,7 @@
           <w:t xml:space="preserve">a significant effect between the different rotation treatments an </w:t>
         </w:r>
       </w:ins>
-      <w:ins w:id="988" w:author="Shawn McMurtrey" w:date="2022-11-15T20:39:00Z">
+      <w:ins w:id="990" w:author="Shawn McMurtrey" w:date="2022-11-15T20:39:00Z">
         <w:r>
           <w:rPr>
             <w:iCs/>
@@ -28087,7 +28156,7 @@
           <w:t xml:space="preserve">ANOVA and likelihood ratio test </w:t>
         </w:r>
       </w:ins>
-      <w:ins w:id="989" w:author="Shawn McMurtrey" w:date="2022-11-15T21:07:00Z">
+      <w:ins w:id="991" w:author="Shawn McMurtrey" w:date="2022-11-15T21:07:00Z">
         <w:r>
           <w:rPr>
             <w:iCs/>
@@ -28097,7 +28166,7 @@
           <w:t xml:space="preserve">approach </w:t>
         </w:r>
       </w:ins>
-      <w:ins w:id="990" w:author="Shawn McMurtrey" w:date="2022-11-15T20:44:00Z">
+      <w:ins w:id="992" w:author="Shawn McMurtrey" w:date="2022-11-15T20:44:00Z">
         <w:r>
           <w:rPr>
             <w:iCs/>
@@ -28107,7 +28176,7 @@
           <w:t>w</w:t>
         </w:r>
       </w:ins>
-      <w:ins w:id="991" w:author="Shawn McMurtrey" w:date="2022-11-15T20:47:00Z">
+      <w:ins w:id="993" w:author="Shawn McMurtrey" w:date="2022-11-15T20:47:00Z">
         <w:r>
           <w:rPr>
             <w:iCs/>
@@ -28117,7 +28186,7 @@
           <w:t>ere</w:t>
         </w:r>
       </w:ins>
-      <w:ins w:id="992" w:author="Shawn McMurtrey" w:date="2022-11-15T20:44:00Z">
+      <w:ins w:id="994" w:author="Shawn McMurtrey" w:date="2022-11-15T20:44:00Z">
         <w:r>
           <w:rPr>
             <w:iCs/>
@@ -28127,7 +28196,7 @@
           <w:t xml:space="preserve"> used along with probabilities for linear (mixed) models</w:t>
         </w:r>
       </w:ins>
-      <w:ins w:id="993" w:author="Shawn McMurtrey" w:date="2022-11-15T21:10:00Z">
+      <w:ins w:id="995" w:author="Shawn McMurtrey" w:date="2022-11-15T21:10:00Z">
         <w:r>
           <w:rPr>
             <w:iCs/>
@@ -28137,7 +28206,7 @@
           <w:t xml:space="preserve"> </w:t>
         </w:r>
       </w:ins>
-      <w:ins w:id="994" w:author="Shawn McMurtrey" w:date="2022-11-15T21:10:00Z">
+      <w:ins w:id="996" w:author="Shawn McMurtrey" w:date="2022-11-15T21:10:00Z">
         <w:r>
           <w:rPr>
             <w:iCs/>
@@ -28148,7 +28217,7 @@
           <w:t>(Table x</w:t>
         </w:r>
       </w:ins>
-      <w:ins w:id="995" w:author="Shawn McMurtrey" w:date="2022-11-15T21:10:00Z">
+      <w:ins w:id="997" w:author="Shawn McMurtrey" w:date="2022-11-15T21:10:00Z">
         <w:r>
           <w:rPr>
             <w:iCs/>
@@ -28158,7 +28227,7 @@
           <w:t>)</w:t>
         </w:r>
       </w:ins>
-      <w:ins w:id="996" w:author="Shawn McMurtrey" w:date="2022-11-15T20:44:00Z">
+      <w:ins w:id="998" w:author="Shawn McMurtrey" w:date="2022-11-15T20:44:00Z">
         <w:r>
           <w:rPr>
             <w:iCs/>
@@ -28168,7 +28237,7 @@
           <w:t>.</w:t>
         </w:r>
       </w:ins>
-      <w:ins w:id="997" w:author="Shawn McMurtrey" w:date="2022-11-15T20:45:00Z">
+      <w:ins w:id="999" w:author="Shawn McMurtrey" w:date="2022-11-15T20:45:00Z">
         <w:r>
           <w:rPr>
             <w:iCs/>
@@ -28178,7 +28247,7 @@
           <w:t xml:space="preserve"> The</w:t>
         </w:r>
       </w:ins>
-      <w:ins w:id="998" w:author="Shawn McMurtrey" w:date="2022-11-15T20:49:00Z">
+      <w:ins w:id="1000" w:author="Shawn McMurtrey" w:date="2022-11-15T20:49:00Z">
         <w:r>
           <w:rPr>
             <w:iCs/>
@@ -28188,7 +28257,7 @@
           <w:t xml:space="preserve"> blocks and annual basal area growth were tested using </w:t>
         </w:r>
       </w:ins>
-      <w:ins w:id="999" w:author="Shawn McMurtrey" w:date="2022-11-15T20:50:00Z">
+      <w:ins w:id="1001" w:author="Shawn McMurtrey" w:date="2022-11-15T20:50:00Z">
         <w:r>
           <w:rPr>
             <w:iCs/>
@@ -28198,7 +28267,7 @@
           <w:t>linear mixed models</w:t>
         </w:r>
       </w:ins>
-      <w:ins w:id="1000" w:author="Shawn McMurtrey" w:date="2022-11-15T20:51:00Z">
+      <w:ins w:id="1002" w:author="Shawn McMurtrey" w:date="2022-11-15T20:51:00Z">
         <w:r>
           <w:rPr>
             <w:iCs/>
@@ -28208,7 +28277,7 @@
           <w:t xml:space="preserve"> where the treatment types were</w:t>
         </w:r>
       </w:ins>
-      <w:ins w:id="1001" w:author="Shawn McMurtrey" w:date="2022-11-15T20:45:00Z">
+      <w:ins w:id="1003" w:author="Shawn McMurtrey" w:date="2022-11-15T20:45:00Z">
         <w:r>
           <w:rPr>
             <w:iCs/>
@@ -28218,7 +28287,7 @@
           <w:t xml:space="preserve"> categorical</w:t>
         </w:r>
       </w:ins>
-      <w:ins w:id="1002" w:author="Shawn McMurtrey" w:date="2022-11-15T20:51:00Z">
+      <w:ins w:id="1004" w:author="Shawn McMurtrey" w:date="2022-11-15T20:51:00Z">
         <w:r>
           <w:rPr>
             <w:iCs/>
@@ -28228,7 +28297,7 @@
           <w:t>, fixed</w:t>
         </w:r>
       </w:ins>
-      <w:ins w:id="1003" w:author="Shawn McMurtrey" w:date="2022-11-15T20:45:00Z">
+      <w:ins w:id="1005" w:author="Shawn McMurtrey" w:date="2022-11-15T20:45:00Z">
         <w:r>
           <w:rPr>
             <w:iCs/>
@@ -28238,7 +28307,7 @@
           <w:t xml:space="preserve"> variables</w:t>
         </w:r>
       </w:ins>
-      <w:ins w:id="1004" w:author="Shawn McMurtrey" w:date="2022-11-15T20:52:00Z">
+      <w:ins w:id="1006" w:author="Shawn McMurtrey" w:date="2022-11-15T20:52:00Z">
         <w:r>
           <w:rPr>
             <w:iCs/>
@@ -28248,7 +28317,7 @@
           <w:t>.</w:t>
         </w:r>
       </w:ins>
-      <w:ins w:id="1005" w:author="Shawn McMurtrey" w:date="2022-11-15T20:53:00Z">
+      <w:ins w:id="1007" w:author="Shawn McMurtrey" w:date="2022-11-15T20:53:00Z">
         <w:r>
           <w:rPr>
             <w:iCs/>
@@ -28258,7 +28327,7 @@
           <w:t xml:space="preserve"> </w:t>
         </w:r>
       </w:ins>
-      <w:ins w:id="1006" w:author="Shawn McMurtrey" w:date="2022-11-15T20:54:00Z">
+      <w:ins w:id="1008" w:author="Shawn McMurtrey" w:date="2022-11-15T20:54:00Z">
         <w:r>
           <w:rPr>
             <w:iCs/>
@@ -28268,7 +28337,7 @@
           <w:t xml:space="preserve">The linear models </w:t>
         </w:r>
       </w:ins>
-      <w:ins w:id="1007" w:author="Shawn McMurtrey" w:date="2022-11-15T20:55:00Z">
+      <w:ins w:id="1009" w:author="Shawn McMurtrey" w:date="2022-11-15T20:55:00Z">
         <w:r>
           <w:rPr>
             <w:iCs/>
@@ -28278,7 +28347,7 @@
           <w:t>for the fixed effect of treatment w</w:t>
         </w:r>
       </w:ins>
-      <w:ins w:id="1008" w:author="Shawn McMurtrey" w:date="2022-11-15T20:56:00Z">
+      <w:ins w:id="1010" w:author="Shawn McMurtrey" w:date="2022-11-15T20:56:00Z">
         <w:r>
           <w:rPr>
             <w:iCs/>
@@ -28288,7 +28357,7 @@
           <w:t>ere</w:t>
         </w:r>
       </w:ins>
-      <w:ins w:id="1009" w:author="Shawn McMurtrey" w:date="2022-11-15T20:55:00Z">
+      <w:ins w:id="1011" w:author="Shawn McMurtrey" w:date="2022-11-15T20:55:00Z">
         <w:r>
           <w:rPr>
             <w:iCs/>
@@ -28298,7 +28367,7 @@
           <w:t xml:space="preserve"> fitted </w:t>
         </w:r>
       </w:ins>
-      <w:ins w:id="1010" w:author="Shawn McMurtrey" w:date="2022-11-15T21:08:00Z">
+      <w:ins w:id="1012" w:author="Shawn McMurtrey" w:date="2022-11-15T21:08:00Z">
         <w:r>
           <w:rPr>
             <w:iCs/>
@@ -28308,7 +28377,7 @@
           <w:t xml:space="preserve">due </w:t>
         </w:r>
       </w:ins>
-      <w:ins w:id="1011" w:author="Shawn McMurtrey" w:date="2022-11-15T20:55:00Z">
+      <w:ins w:id="1013" w:author="Shawn McMurtrey" w:date="2022-11-15T20:55:00Z">
         <w:r>
           <w:rPr>
             <w:iCs/>
@@ -28318,7 +28387,7 @@
           <w:t>to the</w:t>
         </w:r>
       </w:ins>
-      <w:ins w:id="1012" w:author="Shawn McMurtrey" w:date="2022-11-15T21:09:00Z">
+      <w:ins w:id="1014" w:author="Shawn McMurtrey" w:date="2022-11-15T21:09:00Z">
         <w:r>
           <w:rPr>
             <w:iCs/>
@@ -28336,12 +28405,12 @@
         <w:ind w:firstLine="720"/>
         <w:rPr>
           <w:iCs/>
-          <w:ins w:id="1015" w:author="Shawn McMurtrey" w:date="2022-11-15T20:28:00Z"/>
+          <w:ins w:id="1017" w:author="Shawn McMurtrey" w:date="2022-11-15T20:28:00Z"/>
           <w:sz w:val="24"/>
           <w:szCs w:val="24"/>
         </w:rPr>
       </w:pPr>
-      <w:ins w:id="1014" w:author="Shawn McMurtrey" w:date="2022-11-15T20:28:00Z">
+      <w:ins w:id="1016" w:author="Shawn McMurtrey" w:date="2022-11-15T20:28:00Z">
         <w:r>
           <w:rPr/>
         </w:r>
@@ -28407,7 +28476,7 @@
         <w:rPr>
           <w:sz w:val="24"/>
           <w:szCs w:val="24"/>
-          <w:ins w:id="1017" w:author="Shawn McMurtrey" w:date="2022-11-15T19:15:00Z"/>
+          <w:ins w:id="1019" w:author="Shawn McMurtrey" w:date="2022-11-15T19:15:00Z"/>
         </w:rPr>
       </w:pPr>
       <w:r>
@@ -28417,7 +28486,7 @@
         </w:rPr>
         <w:t>In addition to killing trees, both suppression and laminated root rot decreased tree diameter growth while trees were alive (Figure 9). The growth reduction effect of suppression was most severe showing a 41-49% reduction in diameter growth compared to trees with no recorded damage condition in the middle measurement period. Tree with LRR showed 0-19% diameter growth reduction.</w:t>
       </w:r>
-      <w:ins w:id="1016" w:author="Shawn McMurtrey" w:date="2022-11-15T19:15:00Z">
+      <w:ins w:id="1018" w:author="Shawn McMurtrey" w:date="2022-11-15T19:15:00Z">
         <w:r>
           <w:rPr>
             <w:sz w:val="24"/>
@@ -28435,12 +28504,12 @@
           <w:b/>
           <w:b/>
           <w:bCs/>
-          <w:ins w:id="1025" w:author="Shawn McMurtrey" w:date="2022-11-15T19:59:00Z"/>
+          <w:ins w:id="1027" w:author="Shawn McMurtrey" w:date="2022-11-15T19:59:00Z"/>
           <w:sz w:val="24"/>
           <w:szCs w:val="24"/>
         </w:rPr>
       </w:pPr>
-      <w:ins w:id="1018" w:author="Shawn McMurtrey" w:date="2022-11-15T19:15:00Z">
+      <w:ins w:id="1020" w:author="Shawn McMurtrey" w:date="2022-11-15T19:15:00Z">
         <w:r>
           <w:rPr>
             <w:b/>
@@ -28451,7 +28520,7 @@
           <w:t xml:space="preserve">3.6 </w:t>
         </w:r>
       </w:ins>
-      <w:ins w:id="1019" w:author="Shawn McMurtrey" w:date="2022-11-15T19:59:00Z">
+      <w:ins w:id="1021" w:author="Shawn McMurtrey" w:date="2022-11-15T19:59:00Z">
         <w:r>
           <w:rPr>
             <w:b/>
@@ -28462,7 +28531,7 @@
           <w:t xml:space="preserve">Rotation </w:t>
         </w:r>
       </w:ins>
-      <w:ins w:id="1020" w:author="Shawn McMurtrey" w:date="2022-11-15T20:05:00Z">
+      <w:ins w:id="1022" w:author="Shawn McMurtrey" w:date="2022-11-15T20:05:00Z">
         <w:r>
           <w:rPr>
             <w:b/>
@@ -28473,7 +28542,7 @@
           <w:t>s</w:t>
         </w:r>
       </w:ins>
-      <w:ins w:id="1021" w:author="Shawn McMurtrey" w:date="2022-11-15T19:59:00Z">
+      <w:ins w:id="1023" w:author="Shawn McMurtrey" w:date="2022-11-15T19:59:00Z">
         <w:r>
           <w:rPr>
             <w:b/>
@@ -28484,7 +28553,7 @@
           <w:t>tudy</w:t>
         </w:r>
       </w:ins>
-      <w:ins w:id="1022" w:author="Shawn McMurtrey" w:date="2022-11-15T20:05:00Z">
+      <w:ins w:id="1024" w:author="Shawn McMurtrey" w:date="2022-11-15T20:05:00Z">
         <w:r>
           <w:rPr>
             <w:b/>
@@ -28495,7 +28564,7 @@
           <w:t>,</w:t>
         </w:r>
       </w:ins>
-      <w:ins w:id="1023" w:author="Shawn McMurtrey" w:date="2022-11-15T19:59:00Z">
+      <w:ins w:id="1025" w:author="Shawn McMurtrey" w:date="2022-11-15T19:59:00Z">
         <w:r>
           <w:rPr>
             <w:b/>
@@ -28506,7 +28575,7 @@
           <w:t xml:space="preserve"> </w:t>
         </w:r>
       </w:ins>
-      <w:ins w:id="1024" w:author="Shawn McMurtrey" w:date="2022-11-15T19:15:00Z">
+      <w:ins w:id="1026" w:author="Shawn McMurtrey" w:date="2022-11-15T19:15:00Z">
         <w:r>
           <w:rPr>
             <w:b/>
@@ -28540,7 +28609,7 @@
           <w:szCs w:val="24"/>
         </w:rPr>
       </w:pPr>
-      <w:ins w:id="1026" w:author="Shawn McMurtrey" w:date="2022-11-15T20:00:00Z">
+      <w:ins w:id="1028" w:author="Shawn McMurtrey" w:date="2022-11-15T20:00:00Z">
         <w:r>
           <w:rPr>
             <w:sz w:val="24"/>
@@ -28549,7 +28618,7 @@
           <w:t>For the 2011 measurements, the WRDM was a more reliable predicter of</w:t>
         </w:r>
       </w:ins>
-      <w:ins w:id="1027" w:author="Shawn McMurtrey" w:date="2022-11-15T20:01:00Z">
+      <w:ins w:id="1029" w:author="Shawn McMurtrey" w:date="2022-11-15T20:01:00Z">
         <w:r>
           <w:rPr>
             <w:sz w:val="24"/>
@@ -28558,7 +28627,7 @@
           <w:t xml:space="preserve"> </w:t>
         </w:r>
       </w:ins>
-      <w:ins w:id="1028" w:author="Shawn McMurtrey" w:date="2022-11-15T20:02:00Z">
+      <w:ins w:id="1030" w:author="Shawn McMurtrey" w:date="2022-11-15T20:02:00Z">
         <w:r>
           <w:rPr>
             <w:sz w:val="24"/>
@@ -28567,7 +28636,7 @@
           <w:t>collected data when compared with the FVS modelled results</w:t>
         </w:r>
       </w:ins>
-      <w:ins w:id="1029" w:author="Shawn McMurtrey" w:date="2022-11-15T20:04:00Z">
+      <w:ins w:id="1031" w:author="Shawn McMurtrey" w:date="2022-11-15T20:04:00Z">
         <w:r>
           <w:rPr>
             <w:sz w:val="24"/>
@@ -28576,7 +28645,7 @@
           <w:t xml:space="preserve"> (F</w:t>
         </w:r>
       </w:ins>
-      <w:ins w:id="1030" w:author="Shawn McMurtrey" w:date="2022-11-15T20:05:00Z">
+      <w:ins w:id="1032" w:author="Shawn McMurtrey" w:date="2022-11-15T20:05:00Z">
         <w:r>
           <w:rPr>
             <w:sz w:val="24"/>
@@ -28585,7 +28654,7 @@
           <w:t>ig. x  G)</w:t>
         </w:r>
       </w:ins>
-      <w:ins w:id="1031" w:author="Shawn McMurtrey" w:date="2022-11-15T20:02:00Z">
+      <w:ins w:id="1033" w:author="Shawn McMurtrey" w:date="2022-11-15T20:02:00Z">
         <w:r>
           <w:rPr>
             <w:sz w:val="24"/>
@@ -28594,7 +28663,7 @@
           <w:t xml:space="preserve">. </w:t>
         </w:r>
       </w:ins>
-      <w:ins w:id="1032" w:author="Shawn McMurtrey" w:date="2022-11-15T20:03:00Z">
+      <w:ins w:id="1034" w:author="Shawn McMurtrey" w:date="2022-11-15T20:03:00Z">
         <w:r>
           <w:rPr>
             <w:sz w:val="24"/>
@@ -28603,7 +28672,7 @@
           <w:t>The FVS and WRDM were both found to overcalculate grow</w:t>
         </w:r>
       </w:ins>
-      <w:ins w:id="1033" w:author="Shawn McMurtrey" w:date="2022-11-15T20:04:00Z">
+      <w:ins w:id="1035" w:author="Shawn McMurtrey" w:date="2022-11-15T20:04:00Z">
         <w:r>
           <w:rPr>
             <w:sz w:val="24"/>
@@ -28637,32 +28706,42 @@
         </w:rPr>
         <w:t xml:space="preserve">: Stand level summary statistics for the Apiary study. </w:t>
       </w:r>
-      <w:commentRangeStart w:id="2"/>
-      <w:r>
-        <w:rPr>
-          <w:sz w:val="24"/>
-          <w:szCs w:val="24"/>
-        </w:rPr>
-        <w:t>SE = standard error</w:t>
-      </w:r>
-      <w:r>
-        <w:rPr>
-          <w:sz w:val="24"/>
-          <w:szCs w:val="24"/>
-        </w:rPr>
-      </w:r>
-      <w:commentRangeEnd w:id="2"/>
-      <w:r>
-        <w:commentReference w:id="2"/>
-      </w:r>
-      <w:r>
-        <w:rPr>
-          <w:sz w:val="24"/>
-          <w:szCs w:val="24"/>
-        </w:rPr>
-        <w:t xml:space="preserve">. </w:t>
-      </w:r>
-      <w:del w:id="1035" w:author="Shawn McMurtrey" w:date="2022-11-15T19:15:00Z">
+      <w:r>
+        <w:rPr>
+          <w:sz w:val="24"/>
+          <w:szCs w:val="24"/>
+        </w:rPr>
+        <w:t>95CI</w:t>
+      </w:r>
+      <w:r>
+        <w:rPr>
+          <w:sz w:val="24"/>
+          <w:szCs w:val="24"/>
+        </w:rPr>
+        <w:t xml:space="preserve"> = </w:t>
+      </w:r>
+      <w:r>
+        <w:rPr>
+          <w:sz w:val="24"/>
+          <w:szCs w:val="24"/>
+        </w:rPr>
+        <w:t>95% Confidence Interval</w:t>
+      </w:r>
+      <w:r>
+        <w:rPr>
+          <w:sz w:val="24"/>
+          <w:szCs w:val="24"/>
+        </w:rPr>
+        <w:t>.</w:t>
+      </w:r>
+      <w:r>
+        <w:rPr>
+          <w:sz w:val="24"/>
+          <w:szCs w:val="24"/>
+        </w:rPr>
+        <w:t xml:space="preserve"> </w:t>
+      </w:r>
+      <w:del w:id="1037" w:author="Shawn McMurtrey" w:date="2022-11-15T19:15:00Z">
         <w:r>
           <w:rPr>
             <w:sz w:val="24"/>
@@ -31230,7 +31309,7 @@
                 <w:sz w:val="20"/>
                 <w:szCs w:val="20"/>
               </w:rPr>
-              <w:t>SE</w:t>
+              <w:t>95CI</w:t>
             </w:r>
           </w:p>
         </w:tc>
@@ -31280,7 +31359,7 @@
                 <w:sz w:val="20"/>
                 <w:szCs w:val="20"/>
               </w:rPr>
-              <w:t>2.6</w:t>
+              <w:t>11.4</w:t>
             </w:r>
           </w:p>
         </w:tc>
@@ -31305,7 +31384,7 @@
                 <w:sz w:val="20"/>
                 <w:szCs w:val="20"/>
               </w:rPr>
-              <w:t>5.6</w:t>
+              <w:t>24.1</w:t>
             </w:r>
           </w:p>
         </w:tc>
@@ -31330,7 +31409,7 @@
                 <w:sz w:val="20"/>
                 <w:szCs w:val="20"/>
               </w:rPr>
-              <w:t>1.5</w:t>
+              <w:t>6.6</w:t>
             </w:r>
           </w:p>
         </w:tc>
@@ -31404,7 +31483,7 @@
                 <w:sz w:val="20"/>
                 <w:szCs w:val="20"/>
               </w:rPr>
-              <w:t>2.7</w:t>
+              <w:t>7.6</w:t>
             </w:r>
           </w:p>
         </w:tc>
@@ -31429,7 +31508,7 @@
                 <w:sz w:val="20"/>
                 <w:szCs w:val="20"/>
               </w:rPr>
-              <w:t>5.8</w:t>
+              <w:t>16.1</w:t>
             </w:r>
           </w:p>
         </w:tc>
@@ -31454,7 +31533,7 @@
                 <w:sz w:val="20"/>
                 <w:szCs w:val="20"/>
               </w:rPr>
-              <w:t>6.9</w:t>
+              <w:t>19.2</w:t>
             </w:r>
           </w:p>
         </w:tc>
@@ -31553,7 +31632,7 @@
                 <w:sz w:val="20"/>
                 <w:szCs w:val="20"/>
               </w:rPr>
-              <w:t>11.7</w:t>
+              <w:t>32.6</w:t>
             </w:r>
           </w:p>
         </w:tc>
@@ -31578,7 +31657,7 @@
                 <w:sz w:val="20"/>
                 <w:szCs w:val="20"/>
               </w:rPr>
-              <w:t>10.2</w:t>
+              <w:t>28.2</w:t>
             </w:r>
           </w:p>
         </w:tc>
@@ -31677,7 +31756,7 @@
                 <w:sz w:val="20"/>
                 <w:szCs w:val="20"/>
               </w:rPr>
-              <w:t>9.7</w:t>
+              <w:t>27.1</w:t>
             </w:r>
           </w:p>
         </w:tc>
@@ -31702,7 +31781,7 @@
                 <w:sz w:val="20"/>
                 <w:szCs w:val="20"/>
               </w:rPr>
-              <w:t>5.6</w:t>
+              <w:t>15.6</w:t>
             </w:r>
           </w:p>
         </w:tc>
@@ -31751,7 +31830,7 @@
                 <w:sz w:val="20"/>
                 <w:szCs w:val="20"/>
               </w:rPr>
-              <w:t>7.7</w:t>
+              <w:t>21.4</w:t>
             </w:r>
           </w:p>
         </w:tc>
@@ -31801,7 +31880,7 @@
                 <w:sz w:val="20"/>
                 <w:szCs w:val="20"/>
               </w:rPr>
-              <w:t>4.5</w:t>
+              <w:t>13.2</w:t>
             </w:r>
           </w:p>
         </w:tc>
@@ -31826,7 +31905,7 @@
                 <w:sz w:val="20"/>
                 <w:szCs w:val="20"/>
               </w:rPr>
-              <w:t>4.1</w:t>
+              <w:t>11.3</w:t>
             </w:r>
           </w:p>
         </w:tc>
@@ -33900,7 +33979,7 @@
                 <w:sz w:val="20"/>
                 <w:szCs w:val="20"/>
               </w:rPr>
-              <w:t>SE</w:t>
+              <w:t>95CI</w:t>
             </w:r>
           </w:p>
         </w:tc>
@@ -33956,7 +34035,7 @@
                 <w:sz w:val="20"/>
                 <w:szCs w:val="20"/>
               </w:rPr>
-              <w:t>0.5</w:t>
+              <w:t>2.1</w:t>
             </w:r>
           </w:p>
         </w:tc>
@@ -33984,7 +34063,7 @@
                 <w:sz w:val="20"/>
                 <w:szCs w:val="20"/>
               </w:rPr>
-              <w:t>2.2</w:t>
+              <w:t>9.5</w:t>
             </w:r>
           </w:p>
         </w:tc>
@@ -34012,7 +34091,7 @@
                 <w:sz w:val="20"/>
                 <w:szCs w:val="20"/>
               </w:rPr>
-              <w:t>0.7</w:t>
+              <w:t>3.0</w:t>
             </w:r>
           </w:p>
         </w:tc>
@@ -34095,7 +34174,7 @@
                 <w:sz w:val="20"/>
                 <w:szCs w:val="20"/>
               </w:rPr>
-              <w:t>0.3</w:t>
+              <w:t>0.8</w:t>
             </w:r>
           </w:p>
         </w:tc>
@@ -34123,7 +34202,7 @@
                 <w:sz w:val="20"/>
                 <w:szCs w:val="20"/>
               </w:rPr>
-              <w:t>3.4</w:t>
+              <w:t>9.5</w:t>
             </w:r>
           </w:p>
         </w:tc>
@@ -34151,7 +34230,7 @@
                 <w:sz w:val="20"/>
                 <w:szCs w:val="20"/>
               </w:rPr>
-              <w:t>4.3</w:t>
+              <w:t>12.0</w:t>
             </w:r>
           </w:p>
         </w:tc>
@@ -34262,7 +34341,7 @@
                 <w:sz w:val="20"/>
                 <w:szCs w:val="20"/>
               </w:rPr>
-              <w:t>0.9</w:t>
+              <w:t>2.5</w:t>
             </w:r>
           </w:p>
         </w:tc>
@@ -34290,7 +34369,7 @@
                 <w:sz w:val="20"/>
                 <w:szCs w:val="20"/>
               </w:rPr>
-              <w:t>1.8</w:t>
+              <w:t>5.1</w:t>
             </w:r>
           </w:p>
         </w:tc>
@@ -34401,7 +34480,7 @@
                 <w:sz w:val="20"/>
                 <w:szCs w:val="20"/>
               </w:rPr>
-              <w:t>0.7</w:t>
+              <w:t>1.8</w:t>
             </w:r>
           </w:p>
         </w:tc>
@@ -34429,7 +34508,7 @@
                 <w:sz w:val="20"/>
                 <w:szCs w:val="20"/>
               </w:rPr>
-              <w:t>1.5</w:t>
+              <w:t>4.1</w:t>
             </w:r>
           </w:p>
         </w:tc>
@@ -34484,7 +34563,7 @@
                 <w:sz w:val="20"/>
                 <w:szCs w:val="20"/>
               </w:rPr>
-              <w:t>0.5</w:t>
+              <w:t>1.5</w:t>
             </w:r>
           </w:p>
         </w:tc>
@@ -34540,7 +34619,7 @@
                 <w:sz w:val="20"/>
                 <w:szCs w:val="20"/>
               </w:rPr>
-              <w:t>3.1</w:t>
+              <w:t>8.7</w:t>
             </w:r>
           </w:p>
         </w:tc>
@@ -34568,7 +34647,7 @@
                 <w:sz w:val="20"/>
                 <w:szCs w:val="20"/>
               </w:rPr>
-              <w:t>4.6</w:t>
+              <w:t>12.7</w:t>
             </w:r>
           </w:p>
         </w:tc>
@@ -35255,6 +35334,19 @@
           <w:sz w:val="24"/>
           <w:szCs w:val="24"/>
         </w:rPr>
+      </w:r>
+    </w:p>
+    <w:p>
+      <w:pPr>
+        <w:pStyle w:val="Normal"/>
+        <w:spacing w:lineRule="auto" w:line="480"/>
+        <w:rPr>
+          <w:sz w:val="24"/>
+          <w:szCs w:val="24"/>
+        </w:rPr>
+      </w:pPr>
+      <w:r>
+        <w:rPr/>
       </w:r>
     </w:p>
     <w:p>
@@ -35345,25 +35437,6 @@
           <w:szCs w:val="24"/>
         </w:rPr>
         <w:t>), total proportional mortality, and cause specific proportional mortalities across early, middle, and late measurement periods. *Test statistic: random effect of block= LRT; fixed effect of treatment = F. Probabilities &lt;0.05 in bold. Mixed effect models for variables without test statistics for block effect did not converge and thus linear models of the fixed effect of treatment only were fitted</w:t>
-      </w:r>
-    </w:p>
-    <w:p>
-      <w:pPr>
-        <w:pStyle w:val="Normal"/>
-        <w:spacing w:lineRule="auto" w:line="480"/>
-        <w:rPr>
-          <w:b/>
-          <w:b/>
-          <w:sz w:val="28"/>
-          <w:szCs w:val="28"/>
-        </w:rPr>
-      </w:pPr>
-      <w:r>
-        <w:rPr>
-          <w:b/>
-          <w:sz w:val="28"/>
-          <w:szCs w:val="28"/>
-        </w:rPr>
       </w:r>
     </w:p>
     <w:p>
@@ -41686,10 +41759,10 @@
           <w:b/>
           <w:sz w:val="28"/>
           <w:szCs w:val="28"/>
-          <w:del w:id="1038" w:author="Shawn McMurtrey" w:date="2022-11-15T20:28:00Z"/>
+          <w:del w:id="1040" w:author="Shawn McMurtrey" w:date="2022-11-15T20:28:00Z"/>
         </w:rPr>
       </w:pPr>
-      <w:del w:id="1037" w:author="Shawn McMurtrey" w:date="2022-11-15T20:28:00Z">
+      <w:del w:id="1039" w:author="Shawn McMurtrey" w:date="2022-11-15T20:28:00Z">
         <w:r>
           <w:rPr>
             <w:b/>
@@ -41708,10 +41781,10 @@
           <w:b/>
           <w:sz w:val="28"/>
           <w:szCs w:val="28"/>
-          <w:del w:id="1040" w:author="Shawn McMurtrey" w:date="2022-11-15T20:28:00Z"/>
+          <w:del w:id="1042" w:author="Shawn McMurtrey" w:date="2022-11-15T20:28:00Z"/>
         </w:rPr>
       </w:pPr>
-      <w:del w:id="1039" w:author="Shawn McMurtrey" w:date="2022-11-15T20:28:00Z">
+      <w:del w:id="1041" w:author="Shawn McMurtrey" w:date="2022-11-15T20:28:00Z">
         <w:r>
           <w:rPr>
             <w:b/>
@@ -41840,7 +41913,7 @@
         </w:rPr>
         <w:t xml:space="preserve">; (ii.) </w:t>
       </w:r>
-      <w:del w:id="1041" w:author="Shawn McMurtrey" w:date="2022-11-15T20:36:00Z">
+      <w:del w:id="1043" w:author="Shawn McMurtrey" w:date="2022-11-15T20:36:00Z">
         <w:r>
           <w:rPr>
             <w:sz w:val="24"/>
@@ -41879,7 +41952,7 @@
         </w:rPr>
         <w:t xml:space="preserve"> (iv.) alternate host rotations w</w:t>
       </w:r>
-      <w:ins w:id="1042" w:author="Shawn McMurtrey" w:date="2022-11-15T20:37:00Z">
+      <w:ins w:id="1044" w:author="Shawn McMurtrey" w:date="2022-11-15T20:37:00Z">
         <w:r>
           <w:rPr>
             <w:sz w:val="24"/>
@@ -41888,7 +41961,7 @@
           <w:t>ere</w:t>
         </w:r>
       </w:ins>
-      <w:del w:id="1043" w:author="Shawn McMurtrey" w:date="2022-11-15T20:37:00Z">
+      <w:del w:id="1045" w:author="Shawn McMurtrey" w:date="2022-11-15T20:37:00Z">
         <w:r>
           <w:rPr>
             <w:sz w:val="24"/>
@@ -41904,7 +41977,7 @@
         </w:rPr>
         <w:t xml:space="preserve"> not found to have a statistically significant effect on </w:t>
       </w:r>
-      <w:del w:id="1044" w:author="Shawn McMurtrey" w:date="2022-11-15T20:38:00Z">
+      <w:del w:id="1046" w:author="Shawn McMurtrey" w:date="2022-11-15T20:38:00Z">
         <w:r>
           <w:rPr>
             <w:sz w:val="24"/>
@@ -42676,7 +42749,7 @@
         </w:rPr>
         <w:t>Managing for LRR has been a long-standing dilemma that has frustrated land managers and forest pathologists for many decades. This disease can be hard to detect and monitor as it primarily occurs under the ground. Mechanical management options such as thinning, trenching, or removing stumps from the soil are time consuming and costly.</w:t>
       </w:r>
-      <w:ins w:id="1045" w:author="Sarah Hoffman" w:date="2022-11-07T21:19:00Z">
+      <w:ins w:id="1047" w:author="Sarah Hoffman" w:date="2022-11-07T21:19:00Z">
         <w:r>
           <w:rPr>
             <w:sz w:val="24"/>
@@ -42685,7 +42758,7 @@
           <w:t xml:space="preserve"> </w:t>
         </w:r>
       </w:ins>
-      <w:del w:id="1046" w:author="Sarah Hoffman" w:date="2022-11-07T21:19:00Z">
+      <w:del w:id="1048" w:author="Sarah Hoffman" w:date="2022-11-07T21:19:00Z">
         <w:r>
           <w:rPr>
             <w:sz w:val="24"/>
@@ -42694,7 +42767,7 @@
           <w:delText xml:space="preserve"> Removing all of the inoculum source from the soil </w:delText>
         </w:r>
       </w:del>
-      <w:del w:id="1047" w:author="Sarah Hoffman" w:date="2022-11-07T21:17:00Z">
+      <w:del w:id="1049" w:author="Sarah Hoffman" w:date="2022-11-07T21:17:00Z">
         <w:r>
           <w:rPr>
             <w:sz w:val="24"/>
@@ -42703,7 +42776,7 @@
           <w:delText>of a stie is going to be nearly impossible</w:delText>
         </w:r>
       </w:del>
-      <w:del w:id="1048" w:author="Sarah Hoffman" w:date="2022-11-07T21:19:00Z">
+      <w:del w:id="1050" w:author="Sarah Hoffman" w:date="2022-11-07T21:19:00Z">
         <w:r>
           <w:rPr>
             <w:sz w:val="24"/>
@@ -42719,7 +42792,7 @@
         </w:rPr>
         <w:t xml:space="preserve">Harvesting Douglas-fir and planting alternate hosts might not be effective or economically feasible in some areas. </w:t>
       </w:r>
-      <w:ins w:id="1049" w:author="Shawn McMurtrey" w:date="2022-11-13T10:04:00Z">
+      <w:ins w:id="1051" w:author="Shawn McMurtrey" w:date="2022-11-13T10:04:00Z">
         <w:r>
           <w:rPr>
             <w:sz w:val="24"/>
@@ -42728,7 +42801,7 @@
           <w:t xml:space="preserve">Selective breeding </w:t>
         </w:r>
       </w:ins>
-      <w:ins w:id="1050" w:author="Shawn McMurtrey" w:date="2022-11-13T10:08:00Z">
+      <w:ins w:id="1052" w:author="Shawn McMurtrey" w:date="2022-11-13T10:08:00Z">
         <w:r>
           <w:rPr>
             <w:sz w:val="24"/>
@@ -42737,7 +42810,7 @@
           <w:t>for desired genotypes within</w:t>
         </w:r>
       </w:ins>
-      <w:ins w:id="1051" w:author="Shawn McMurtrey" w:date="2022-11-13T10:05:00Z">
+      <w:ins w:id="1053" w:author="Shawn McMurtrey" w:date="2022-11-13T10:05:00Z">
         <w:r>
           <w:rPr>
             <w:sz w:val="24"/>
@@ -42746,7 +42819,7 @@
           <w:t xml:space="preserve"> conifers</w:t>
         </w:r>
       </w:ins>
-      <w:ins w:id="1052" w:author="Shawn McMurtrey" w:date="2022-11-13T10:06:00Z">
+      <w:ins w:id="1054" w:author="Shawn McMurtrey" w:date="2022-11-13T10:06:00Z">
         <w:r>
           <w:rPr>
             <w:sz w:val="24"/>
@@ -42755,7 +42828,7 @@
           <w:t xml:space="preserve"> takes many years. </w:t>
         </w:r>
       </w:ins>
-      <w:ins w:id="1053" w:author="Shawn McMurtrey" w:date="2022-11-13T10:07:00Z">
+      <w:ins w:id="1055" w:author="Shawn McMurtrey" w:date="2022-11-13T10:07:00Z">
         <w:r>
           <w:rPr>
             <w:sz w:val="24"/>
@@ -42764,7 +42837,7 @@
           <w:t>In contrast to annuals and horticulture crops, where the molecular controls of pathogen defense and resistance are well understood, the response in trees (both angiosperms and gymnosperms) is still largely unknown (</w:t>
         </w:r>
       </w:ins>
-      <w:ins w:id="1054" w:author="Shawn McMurtrey" w:date="2022-11-13T10:14:00Z">
+      <w:ins w:id="1056" w:author="Shawn McMurtrey" w:date="2022-11-13T10:14:00Z">
         <w:r>
           <w:rPr>
             <w:rFonts w:eastAsia="Times New Roman"/>
@@ -42774,7 +42847,7 @@
           <w:t>Veluthakkal and Dasgupta</w:t>
         </w:r>
       </w:ins>
-      <w:ins w:id="1055" w:author="Shawn McMurtrey" w:date="2022-11-13T10:14:00Z">
+      <w:ins w:id="1057" w:author="Shawn McMurtrey" w:date="2022-11-13T10:14:00Z">
         <w:r>
           <w:rPr>
             <w:sz w:val="24"/>
@@ -42783,7 +42856,7 @@
           <w:t xml:space="preserve"> 2010, </w:t>
         </w:r>
       </w:ins>
-      <w:ins w:id="1056" w:author="Shawn McMurtrey" w:date="2022-11-13T10:07:00Z">
+      <w:ins w:id="1058" w:author="Shawn McMurtrey" w:date="2022-11-13T10:07:00Z">
         <w:r>
           <w:rPr>
             <w:sz w:val="24"/>
@@ -42792,7 +42865,7 @@
           <w:t>Franceschi et al. 2005)</w:t>
         </w:r>
       </w:ins>
-      <w:ins w:id="1057" w:author="Shawn McMurtrey" w:date="2022-11-13T10:08:00Z">
+      <w:ins w:id="1059" w:author="Shawn McMurtrey" w:date="2022-11-13T10:08:00Z">
         <w:r>
           <w:rPr>
             <w:sz w:val="24"/>
@@ -42801,7 +42874,7 @@
           <w:t>.</w:t>
         </w:r>
       </w:ins>
-      <w:ins w:id="1058" w:author="Shawn McMurtrey" w:date="2022-11-13T10:09:00Z">
+      <w:ins w:id="1060" w:author="Shawn McMurtrey" w:date="2022-11-13T10:09:00Z">
         <w:r>
           <w:rPr>
             <w:sz w:val="24"/>
@@ -42817,7 +42890,7 @@
         </w:rPr>
         <w:t>From the results of this paper, mechanical thinning and alternate host rotations do not seem to be viable management options for LRR. Potential future</w:t>
       </w:r>
-      <w:ins w:id="1059" w:author="Sarah Hoffman" w:date="2022-11-07T15:17:00Z">
+      <w:ins w:id="1061" w:author="Sarah Hoffman" w:date="2022-11-07T15:17:00Z">
         <w:r>
           <w:rPr>
             <w:sz w:val="24"/>
@@ -42833,7 +42906,7 @@
         </w:rPr>
         <w:t xml:space="preserve"> solutions</w:t>
       </w:r>
-      <w:ins w:id="1060" w:author="Sarah Hoffman" w:date="2022-11-07T15:17:00Z">
+      <w:ins w:id="1062" w:author="Sarah Hoffman" w:date="2022-11-07T15:17:00Z">
         <w:r>
           <w:rPr>
             <w:sz w:val="24"/>
@@ -42849,7 +42922,7 @@
         </w:rPr>
         <w:t xml:space="preserve"> might </w:t>
       </w:r>
-      <w:ins w:id="1061" w:author="Shawn McMurtrey" w:date="2022-11-13T10:15:00Z">
+      <w:ins w:id="1063" w:author="Shawn McMurtrey" w:date="2022-11-13T10:15:00Z">
         <w:r>
           <w:rPr>
             <w:sz w:val="24"/>
@@ -42858,7 +42931,7 @@
           <w:t>involve</w:t>
         </w:r>
       </w:ins>
-      <w:del w:id="1062" w:author="Shawn McMurtrey" w:date="2022-11-13T10:15:00Z">
+      <w:del w:id="1064" w:author="Shawn McMurtrey" w:date="2022-11-13T10:15:00Z">
         <w:r>
           <w:rPr>
             <w:sz w:val="24"/>
@@ -42867,7 +42940,7 @@
           <w:delText>be</w:delText>
         </w:r>
       </w:del>
-      <w:ins w:id="1063" w:author="Sarah Hoffman" w:date="2022-11-07T15:22:00Z">
+      <w:ins w:id="1065" w:author="Sarah Hoffman" w:date="2022-11-07T15:22:00Z">
         <w:r>
           <w:rPr>
             <w:sz w:val="24"/>
@@ -42876,7 +42949,7 @@
           <w:t xml:space="preserve"> selective breeding for </w:t>
         </w:r>
       </w:ins>
-      <w:ins w:id="1064" w:author="Shawn McMurtrey" w:date="2022-11-13T10:03:00Z">
+      <w:ins w:id="1066" w:author="Shawn McMurtrey" w:date="2022-11-13T10:03:00Z">
         <w:r>
           <w:rPr>
             <w:sz w:val="24"/>
@@ -42885,7 +42958,7 @@
           <w:t xml:space="preserve">resistance </w:t>
         </w:r>
       </w:ins>
-      <w:del w:id="1065" w:author="Shawn McMurtrey" w:date="2022-11-13T10:02:00Z">
+      <w:del w:id="1067" w:author="Shawn McMurtrey" w:date="2022-11-13T10:02:00Z">
         <w:r>
           <w:rPr>
             <w:sz w:val="24"/>
@@ -42894,7 +42967,7 @@
           <w:delText>a desired genotype</w:delText>
         </w:r>
       </w:del>
-      <w:ins w:id="1066" w:author="Sarah Hoffman" w:date="2022-11-07T15:24:00Z">
+      <w:ins w:id="1068" w:author="Sarah Hoffman" w:date="2022-11-07T15:24:00Z">
         <w:r>
           <w:rPr>
             <w:sz w:val="24"/>
@@ -42903,7 +42976,7 @@
           <w:t>,</w:t>
         </w:r>
       </w:ins>
-      <w:ins w:id="1067" w:author="Sarah Hoffman" w:date="2022-11-07T15:22:00Z">
+      <w:ins w:id="1069" w:author="Sarah Hoffman" w:date="2022-11-07T15:22:00Z">
         <w:r>
           <w:rPr>
             <w:sz w:val="24"/>
@@ -42912,7 +42985,7 @@
           <w:t xml:space="preserve"> with the</w:t>
         </w:r>
       </w:ins>
-      <w:ins w:id="1068" w:author="Sarah Hoffman" w:date="2022-11-07T15:19:00Z">
+      <w:ins w:id="1070" w:author="Sarah Hoffman" w:date="2022-11-07T15:19:00Z">
         <w:r>
           <w:rPr>
             <w:sz w:val="24"/>
@@ -42921,7 +42994,7 @@
           <w:t xml:space="preserve"> identification of</w:t>
         </w:r>
       </w:ins>
-      <w:ins w:id="1069" w:author="Sarah Hoffman" w:date="2022-11-07T15:21:00Z">
+      <w:ins w:id="1071" w:author="Sarah Hoffman" w:date="2022-11-07T15:21:00Z">
         <w:r>
           <w:rPr>
             <w:sz w:val="24"/>
@@ -42930,7 +43003,7 @@
           <w:t xml:space="preserve"> genetic markers through SNPs or single sequence repeats (SSRs)</w:t>
         </w:r>
       </w:ins>
-      <w:ins w:id="1070" w:author="Sarah Hoffman" w:date="2022-11-07T15:19:00Z">
+      <w:ins w:id="1072" w:author="Sarah Hoffman" w:date="2022-11-07T15:19:00Z">
         <w:r>
           <w:rPr>
             <w:sz w:val="24"/>
@@ -42939,7 +43012,7 @@
           <w:t xml:space="preserve"> </w:t>
         </w:r>
       </w:ins>
-      <w:ins w:id="1071" w:author="Sarah Hoffman" w:date="2022-11-07T15:23:00Z">
+      <w:ins w:id="1073" w:author="Sarah Hoffman" w:date="2022-11-07T15:23:00Z">
         <w:r>
           <w:rPr>
             <w:sz w:val="24"/>
@@ -42948,7 +43021,7 @@
           <w:t xml:space="preserve">or </w:t>
         </w:r>
       </w:ins>
-      <w:del w:id="1072" w:author="Sarah Hoffman" w:date="2022-11-07T15:23:00Z">
+      <w:del w:id="1074" w:author="Sarah Hoffman" w:date="2022-11-07T15:23:00Z">
         <w:r>
           <w:rPr>
             <w:sz w:val="24"/>
@@ -42964,7 +43037,7 @@
         </w:rPr>
         <w:t>modifying the genome of Douglas-fir through a customized transcription activator-like effector (TALE) protein</w:t>
       </w:r>
-      <w:ins w:id="1073" w:author="Sarah Hoffman" w:date="2022-11-07T15:23:00Z">
+      <w:ins w:id="1075" w:author="Sarah Hoffman" w:date="2022-11-07T15:23:00Z">
         <w:r>
           <w:rPr>
             <w:sz w:val="24"/>
@@ -42973,7 +43046,7 @@
           <w:t xml:space="preserve">. Both methods have </w:t>
         </w:r>
       </w:ins>
-      <w:del w:id="1074" w:author="Sarah Hoffman" w:date="2022-11-07T15:23:00Z">
+      <w:del w:id="1076" w:author="Sarah Hoffman" w:date="2022-11-07T15:23:00Z">
         <w:r>
           <w:rPr>
             <w:sz w:val="24"/>
@@ -42989,7 +43062,7 @@
         </w:rPr>
         <w:t xml:space="preserve">been used with success for resistance in crops and livestock (Cook et al.2013). </w:t>
       </w:r>
-      <w:ins w:id="1075" w:author="Shawn McMurtrey" w:date="2022-11-11T14:03:00Z">
+      <w:ins w:id="1077" w:author="Shawn McMurtrey" w:date="2022-11-11T14:03:00Z">
         <w:r>
           <w:rPr>
             <w:sz w:val="24"/>
@@ -42998,7 +43071,7 @@
           <w:t xml:space="preserve">Another molecular </w:t>
         </w:r>
       </w:ins>
-      <w:ins w:id="1076" w:author="Shawn McMurtrey" w:date="2022-11-11T14:06:00Z">
+      <w:ins w:id="1078" w:author="Shawn McMurtrey" w:date="2022-11-11T14:06:00Z">
         <w:r>
           <w:rPr>
             <w:sz w:val="24"/>
@@ -43007,7 +43080,7 @@
           <w:t>finding</w:t>
         </w:r>
       </w:ins>
-      <w:ins w:id="1077" w:author="Shawn McMurtrey" w:date="2022-11-11T14:03:00Z">
+      <w:ins w:id="1079" w:author="Shawn McMurtrey" w:date="2022-11-11T14:03:00Z">
         <w:r>
           <w:rPr>
             <w:sz w:val="24"/>
@@ -43016,7 +43089,7 @@
           <w:t xml:space="preserve"> worth </w:t>
         </w:r>
       </w:ins>
-      <w:ins w:id="1078" w:author="Shawn McMurtrey" w:date="2022-11-11T14:06:00Z">
+      <w:ins w:id="1080" w:author="Shawn McMurtrey" w:date="2022-11-11T14:06:00Z">
         <w:r>
           <w:rPr>
             <w:sz w:val="24"/>
@@ -43025,7 +43098,7 @@
           <w:t xml:space="preserve">further </w:t>
         </w:r>
       </w:ins>
-      <w:ins w:id="1079" w:author="Shawn McMurtrey" w:date="2022-11-11T14:03:00Z">
+      <w:ins w:id="1081" w:author="Shawn McMurtrey" w:date="2022-11-11T14:03:00Z">
         <w:r>
           <w:rPr>
             <w:sz w:val="24"/>
@@ -43034,7 +43107,7 @@
           <w:t xml:space="preserve">investigating </w:t>
         </w:r>
       </w:ins>
-      <w:ins w:id="1080" w:author="Shawn McMurtrey" w:date="2022-11-11T14:04:00Z">
+      <w:ins w:id="1082" w:author="Shawn McMurtrey" w:date="2022-11-11T14:04:00Z">
         <w:r>
           <w:rPr>
             <w:sz w:val="24"/>
@@ -43043,7 +43116,7 @@
           <w:t>is the r</w:t>
         </w:r>
       </w:ins>
-      <w:ins w:id="1081" w:author="Shawn McMurtrey" w:date="2022-11-11T14:02:00Z">
+      <w:ins w:id="1083" w:author="Shawn McMurtrey" w:date="2022-11-11T14:02:00Z">
         <w:r>
           <w:rPr>
             <w:sz w:val="24"/>
@@ -43052,7 +43125,7 @@
           <w:t xml:space="preserve">ecombinant protein PmPR-10 from western white pine </w:t>
         </w:r>
       </w:ins>
-      <w:ins w:id="1082" w:author="Shawn McMurtrey" w:date="2022-11-11T14:04:00Z">
+      <w:ins w:id="1084" w:author="Shawn McMurtrey" w:date="2022-11-11T14:04:00Z">
         <w:r>
           <w:rPr>
             <w:sz w:val="24"/>
@@ -43061,7 +43134,7 @@
           <w:t>which has</w:t>
         </w:r>
       </w:ins>
-      <w:ins w:id="1083" w:author="Shawn McMurtrey" w:date="2022-11-11T14:02:00Z">
+      <w:ins w:id="1085" w:author="Shawn McMurtrey" w:date="2022-11-11T14:02:00Z">
         <w:r>
           <w:rPr>
             <w:sz w:val="24"/>
@@ -43070,7 +43143,7 @@
           <w:t xml:space="preserve"> been reported as </w:t>
         </w:r>
       </w:ins>
-      <w:ins w:id="1084" w:author="Shawn McMurtrey" w:date="2022-11-11T14:03:00Z">
+      <w:ins w:id="1086" w:author="Shawn McMurtrey" w:date="2022-11-11T14:03:00Z">
         <w:r>
           <w:rPr>
             <w:sz w:val="24"/>
@@ -43079,7 +43152,7 @@
           <w:t xml:space="preserve">inhibiting growth of </w:t>
         </w:r>
       </w:ins>
-      <w:ins w:id="1085" w:author="Shawn McMurtrey" w:date="2022-11-15T21:21:00Z">
+      <w:ins w:id="1087" w:author="Shawn McMurtrey" w:date="2022-11-15T21:21:00Z">
         <w:r>
           <w:rPr>
             <w:i/>
@@ -43090,7 +43163,7 @@
           <w:t xml:space="preserve">Coniferiporia </w:t>
         </w:r>
       </w:ins>
-      <w:ins w:id="1086" w:author="Shawn McMurtrey" w:date="2022-11-11T14:02:00Z">
+      <w:ins w:id="1088" w:author="Shawn McMurtrey" w:date="2022-11-11T14:02:00Z">
         <w:r>
           <w:rPr>
             <w:i/>
@@ -43101,7 +43174,7 @@
           <w:t>sulphurascens</w:t>
         </w:r>
       </w:ins>
-      <w:ins w:id="1087" w:author="Shawn McMurtrey" w:date="2022-11-11T14:04:00Z">
+      <w:ins w:id="1089" w:author="Shawn McMurtrey" w:date="2022-11-11T14:04:00Z">
         <w:r>
           <w:rPr>
             <w:sz w:val="24"/>
@@ -43110,7 +43183,7 @@
           <w:t xml:space="preserve"> (</w:t>
         </w:r>
       </w:ins>
-      <w:ins w:id="1088" w:author="Shawn McMurtrey" w:date="2022-11-11T14:05:00Z">
+      <w:ins w:id="1090" w:author="Shawn McMurtrey" w:date="2022-11-11T14:05:00Z">
         <w:r>
           <w:rPr>
             <w:sz w:val="24"/>
@@ -43119,7 +43192,7 @@
           <w:t>Williams et al. 2014).</w:t>
         </w:r>
       </w:ins>
-      <w:ins w:id="1089" w:author="Shawn McMurtrey" w:date="2022-11-11T14:04:00Z">
+      <w:ins w:id="1091" w:author="Shawn McMurtrey" w:date="2022-11-11T14:04:00Z">
         <w:r>
           <w:rPr>
             <w:sz w:val="24"/>
@@ -43167,7 +43240,7 @@
         </w:rPr>
         <w:t xml:space="preserve">, </w:t>
       </w:r>
-      <w:ins w:id="1090" w:author="Sarah Hoffman" w:date="2022-11-07T21:21:00Z">
+      <w:ins w:id="1092" w:author="Sarah Hoffman" w:date="2022-11-07T21:21:00Z">
         <w:r>
           <w:rPr>
             <w:sz w:val="24"/>
@@ -43183,7 +43256,7 @@
         </w:rPr>
         <w:t>repla</w:t>
       </w:r>
-      <w:ins w:id="1091" w:author="Sarah Hoffman" w:date="2022-11-07T21:21:00Z">
+      <w:ins w:id="1093" w:author="Sarah Hoffman" w:date="2022-11-07T21:21:00Z">
         <w:r>
           <w:rPr>
             <w:sz w:val="24"/>
@@ -43192,7 +43265,7 @@
           <w:t>nting</w:t>
         </w:r>
       </w:ins>
-      <w:del w:id="1092" w:author="Sarah Hoffman" w:date="2022-11-07T21:21:00Z">
+      <w:del w:id="1094" w:author="Sarah Hoffman" w:date="2022-11-07T21:21:00Z">
         <w:r>
           <w:rPr>
             <w:sz w:val="24"/>
@@ -43208,7 +43281,7 @@
         </w:rPr>
         <w:t xml:space="preserve"> infected sites with </w:t>
       </w:r>
-      <w:del w:id="1093" w:author="Sarah Hoffman" w:date="2022-11-07T21:21:00Z">
+      <w:del w:id="1095" w:author="Sarah Hoffman" w:date="2022-11-07T21:21:00Z">
         <w:r>
           <w:rPr>
             <w:sz w:val="24"/>
@@ -43224,7 +43297,7 @@
         </w:rPr>
         <w:t xml:space="preserve">Douglas-fir </w:t>
       </w:r>
-      <w:del w:id="1094" w:author="Sarah Hoffman" w:date="2022-11-07T21:20:00Z">
+      <w:del w:id="1096" w:author="Sarah Hoffman" w:date="2022-11-07T21:20:00Z">
         <w:r>
           <w:rPr>
             <w:sz w:val="24"/>
@@ -43233,7 +43306,7 @@
           <w:delText>is going to</w:delText>
         </w:r>
       </w:del>
-      <w:ins w:id="1095" w:author="Sarah Hoffman" w:date="2022-11-07T21:20:00Z">
+      <w:ins w:id="1097" w:author="Sarah Hoffman" w:date="2022-11-07T21:20:00Z">
         <w:r>
           <w:rPr>
             <w:sz w:val="24"/>
@@ -43249,7 +43322,7 @@
         </w:rPr>
         <w:t xml:space="preserve"> continue the cycle of mortality</w:t>
       </w:r>
-      <w:ins w:id="1096" w:author="Sarah Hoffman" w:date="2022-11-07T21:21:00Z">
+      <w:ins w:id="1098" w:author="Sarah Hoffman" w:date="2022-11-07T21:21:00Z">
         <w:r>
           <w:rPr>
             <w:sz w:val="24"/>
@@ -43258,7 +43331,7 @@
           <w:t xml:space="preserve"> and </w:t>
         </w:r>
       </w:ins>
-      <w:del w:id="1097" w:author="Sarah Hoffman" w:date="2022-11-07T21:21:00Z">
+      <w:del w:id="1099" w:author="Sarah Hoffman" w:date="2022-11-07T21:21:00Z">
         <w:r>
           <w:rPr>
             <w:sz w:val="24"/>
@@ -43274,7 +43347,7 @@
         </w:rPr>
         <w:t>reduced yields</w:t>
       </w:r>
-      <w:ins w:id="1098" w:author="Sarah Hoffman" w:date="2022-11-07T21:22:00Z">
+      <w:ins w:id="1100" w:author="Sarah Hoffman" w:date="2022-11-07T21:22:00Z">
         <w:r>
           <w:rPr>
             <w:sz w:val="24"/>
@@ -43283,7 +43356,7 @@
           <w:t xml:space="preserve"> from LRR.</w:t>
         </w:r>
       </w:ins>
-      <w:del w:id="1099" w:author="Sarah Hoffman" w:date="2022-11-07T21:22:00Z">
+      <w:del w:id="1101" w:author="Sarah Hoffman" w:date="2022-11-07T21:22:00Z">
         <w:r>
           <w:rPr>
             <w:sz w:val="24"/>
@@ -43325,7 +43398,7 @@
         </w:rPr>
         <w:t>. Additional</w:t>
       </w:r>
-      <w:del w:id="1100" w:author="Shawn McMurtrey" w:date="2022-11-15T20:27:00Z">
+      <w:del w:id="1102" w:author="Shawn McMurtrey" w:date="2022-11-15T20:27:00Z">
         <w:r>
           <w:rPr>
             <w:sz w:val="24"/>
@@ -43341,7 +43414,7 @@
         </w:rPr>
         <w:t xml:space="preserve">, </w:t>
       </w:r>
-      <w:ins w:id="1101" w:author="Shawn McMurtrey" w:date="2022-11-15T20:27:00Z">
+      <w:ins w:id="1103" w:author="Shawn McMurtrey" w:date="2022-11-15T20:27:00Z">
         <w:r>
           <w:rPr>
             <w:sz w:val="24"/>
@@ -43383,7 +43456,7 @@
         </w:rPr>
         <w:t xml:space="preserve"> Better understanding of management systems surrounding LRR can help to increase land expectation value and reduce the risk of fire. Through this study, new insight was gained on LRR incidence with respect to thinning </w:t>
       </w:r>
-      <w:del w:id="1102" w:author="Shawn McMurtrey" w:date="2022-11-15T21:24:00Z">
+      <w:del w:id="1104" w:author="Shawn McMurtrey" w:date="2022-11-15T21:24:00Z">
         <w:r>
           <w:rPr>
             <w:sz w:val="24"/>
@@ -43392,7 +43465,7 @@
           <w:delText xml:space="preserve">for drought and fire suppression. An increased knowledge was also gained concerning </w:delText>
         </w:r>
       </w:del>
-      <w:ins w:id="1103" w:author="Shawn McMurtrey" w:date="2022-11-15T21:24:00Z">
+      <w:ins w:id="1105" w:author="Shawn McMurtrey" w:date="2022-11-15T21:24:00Z">
         <w:r>
           <w:rPr>
             <w:sz w:val="24"/>
@@ -43408,7 +43481,7 @@
         </w:rPr>
         <w:t>alternate host rotation</w:t>
       </w:r>
-      <w:del w:id="1104" w:author="Shawn McMurtrey" w:date="2022-11-15T21:24:00Z">
+      <w:del w:id="1106" w:author="Shawn McMurtrey" w:date="2022-11-15T21:24:00Z">
         <w:r>
           <w:rPr>
             <w:sz w:val="24"/>
@@ -43477,7 +43550,7 @@
         </w:rPr>
         <w:t>Raw data files</w:t>
       </w:r>
-      <w:ins w:id="1105" w:author="Shawn McMurtrey" w:date="2022-11-13T10:18:00Z">
+      <w:ins w:id="1107" w:author="Shawn McMurtrey" w:date="2022-11-13T10:18:00Z">
         <w:r>
           <w:rPr>
             <w:sz w:val="24"/>
@@ -43549,7 +43622,7 @@
         <w:rPr/>
         <w:t xml:space="preserve">Funding </w:t>
       </w:r>
-      <w:ins w:id="1106" w:author="Sarah Hoffman" w:date="2022-11-05T22:43:00Z">
+      <w:ins w:id="1108" w:author="Sarah Hoffman" w:date="2022-11-05T22:43:00Z">
         <w:r>
           <w:rPr/>
           <w:t>for</w:t>
@@ -43559,7 +43632,7 @@
         <w:rPr/>
         <w:t xml:space="preserve"> these two studies was provided by the Agricultural Research Foundation at Oregon State University. Logging, regeneration, and funding was provided by the International Paper Co..</w:t>
       </w:r>
-      <w:ins w:id="1107" w:author="Sarah Hoffman" w:date="2022-11-05T22:43:00Z">
+      <w:ins w:id="1109" w:author="Sarah Hoffman" w:date="2022-11-05T22:43:00Z">
         <w:r>
           <w:rPr/>
           <w:t xml:space="preserve"> Funding was also provided by the Crown Zellerbach Corp..</w:t>
@@ -43569,7 +43642,7 @@
         <w:rPr/>
         <w:t xml:space="preserve"> The Weyerhaeuser Co. provided logging and access to the land. </w:t>
       </w:r>
-      <w:del w:id="1108" w:author="Shawn McMurtrey" w:date="2022-11-10T18:38:00Z">
+      <w:del w:id="1110" w:author="Shawn McMurtrey" w:date="2022-11-10T18:38:00Z">
         <w:r>
           <w:rPr/>
           <w:delText xml:space="preserve"> </w:delText>
@@ -43712,7 +43785,7 @@
         <w:rPr>
           <w:rStyle w:val="InternetLink"/>
           <w:color w:val="000000"/>
-          <w:ins w:id="1109" w:author="Shawn McMurtrey" w:date="2022-11-15T22:05:00Z"/>
+          <w:ins w:id="1111" w:author="Shawn McMurtrey" w:date="2022-11-15T22:05:00Z"/>
           <w:sz w:val="24"/>
           <w:szCs w:val="24"/>
           <w:shd w:fill="FFFFFF" w:val="clear"/>
@@ -43747,13 +43820,13 @@
         <w:rPr>
           <w:rStyle w:val="InternetLink"/>
           <w:color w:val="000000"/>
-          <w:ins w:id="1111" w:author="Shawn McMurtrey" w:date="2022-11-15T22:05:00Z"/>
+          <w:ins w:id="1113" w:author="Shawn McMurtrey" w:date="2022-11-15T22:05:00Z"/>
           <w:sz w:val="24"/>
           <w:szCs w:val="24"/>
           <w:shd w:fill="FFFFFF" w:val="clear"/>
         </w:rPr>
       </w:pPr>
-      <w:ins w:id="1110" w:author="Shawn McMurtrey" w:date="2022-11-15T22:05:00Z">
+      <w:ins w:id="1112" w:author="Shawn McMurtrey" w:date="2022-11-15T22:05:00Z">
         <w:r>
           <w:rPr>
             <w:color w:val="000000"/>
@@ -43772,10 +43845,10 @@
         <w:rPr>
           <w:sz w:val="24"/>
           <w:szCs w:val="24"/>
-          <w:ins w:id="1113" w:author="Shawn McMurtrey" w:date="2022-11-15T22:05:00Z"/>
+          <w:ins w:id="1115" w:author="Shawn McMurtrey" w:date="2022-11-15T22:05:00Z"/>
         </w:rPr>
       </w:pPr>
-      <w:ins w:id="1112" w:author="Shawn McMurtrey" w:date="2022-11-15T22:05:00Z">
+      <w:ins w:id="1114" w:author="Shawn McMurtrey" w:date="2022-11-15T22:05:00Z">
         <w:r>
           <w:rPr>
             <w:sz w:val="24"/>
@@ -43793,10 +43866,10 @@
         <w:rPr>
           <w:sz w:val="24"/>
           <w:szCs w:val="24"/>
-          <w:ins w:id="1115" w:author="Shawn McMurtrey" w:date="2022-11-15T22:05:00Z"/>
+          <w:ins w:id="1117" w:author="Shawn McMurtrey" w:date="2022-11-15T22:05:00Z"/>
         </w:rPr>
       </w:pPr>
-      <w:ins w:id="1114" w:author="Shawn McMurtrey" w:date="2022-11-15T22:05:00Z">
+      <w:ins w:id="1116" w:author="Shawn McMurtrey" w:date="2022-11-15T22:05:00Z">
         <w:r>
           <w:rPr>
             <w:sz w:val="24"/>
@@ -43815,7 +43888,7 @@
           <w:szCs w:val="24"/>
         </w:rPr>
       </w:pPr>
-      <w:ins w:id="1116" w:author="Shawn McMurtrey" w:date="2022-11-15T22:05:00Z">
+      <w:ins w:id="1118" w:author="Shawn McMurtrey" w:date="2022-11-15T22:05:00Z">
         <w:r>
           <w:rPr>
             <w:sz w:val="24"/>
@@ -43886,7 +43959,7 @@
         </w:rPr>
         <w:t xml:space="preserve">Statistical Software, 67(1), 1-48. </w:t>
       </w:r>
-      <w:ins w:id="1117" w:author="Sarah Hoffman" w:date="2022-11-07T19:29:00Z">
+      <w:ins w:id="1119" w:author="Sarah Hoffman" w:date="2022-11-07T19:29:00Z">
         <w:r>
           <w:rPr>
             <w:rFonts w:ascii="Roboto" w:hAnsi="Roboto"/>
@@ -43898,7 +43971,7 @@
           <w:t>http://dx.doi.org/</w:t>
         </w:r>
       </w:ins>
-      <w:ins w:id="1118" w:author="Sarah Hoffman" w:date="2022-11-07T19:29:00Z">
+      <w:ins w:id="1120" w:author="Sarah Hoffman" w:date="2022-11-07T19:29:00Z">
         <w:r>
           <w:rPr>
             <w:rStyle w:val="Emphasis"/>
@@ -43915,7 +43988,7 @@
           <w:t>10.18637</w:t>
         </w:r>
       </w:ins>
-      <w:ins w:id="1119" w:author="Sarah Hoffman" w:date="2022-11-07T19:29:00Z">
+      <w:ins w:id="1121" w:author="Sarah Hoffman" w:date="2022-11-07T19:29:00Z">
         <w:r>
           <w:rPr>
             <w:rFonts w:ascii="Roboto" w:hAnsi="Roboto"/>
@@ -43927,7 +44000,7 @@
           <w:t>/</w:t>
         </w:r>
       </w:ins>
-      <w:ins w:id="1120" w:author="Sarah Hoffman" w:date="2022-11-07T19:29:00Z">
+      <w:ins w:id="1122" w:author="Sarah Hoffman" w:date="2022-11-07T19:29:00Z">
         <w:r>
           <w:rPr>
             <w:rStyle w:val="Emphasis"/>
@@ -43944,7 +44017,7 @@
           <w:t>jss</w:t>
         </w:r>
       </w:ins>
-      <w:ins w:id="1121" w:author="Sarah Hoffman" w:date="2022-11-07T19:29:00Z">
+      <w:ins w:id="1123" w:author="Sarah Hoffman" w:date="2022-11-07T19:29:00Z">
         <w:r>
           <w:rPr>
             <w:rFonts w:ascii="Roboto" w:hAnsi="Roboto"/>
@@ -43956,7 +44029,7 @@
           <w:t>.</w:t>
         </w:r>
       </w:ins>
-      <w:ins w:id="1122" w:author="Sarah Hoffman" w:date="2022-11-07T19:29:00Z">
+      <w:ins w:id="1124" w:author="Sarah Hoffman" w:date="2022-11-07T19:29:00Z">
         <w:r>
           <w:rPr>
             <w:rStyle w:val="Emphasis"/>
@@ -43973,7 +44046,7 @@
           <w:t>v067</w:t>
         </w:r>
       </w:ins>
-      <w:ins w:id="1123" w:author="Sarah Hoffman" w:date="2022-11-07T19:29:00Z">
+      <w:ins w:id="1125" w:author="Sarah Hoffman" w:date="2022-11-07T19:29:00Z">
         <w:r>
           <w:rPr>
             <w:rFonts w:ascii="Roboto" w:hAnsi="Roboto"/>
@@ -43985,7 +44058,7 @@
           <w:t>.</w:t>
         </w:r>
       </w:ins>
-      <w:ins w:id="1124" w:author="Sarah Hoffman" w:date="2022-11-07T19:29:00Z">
+      <w:ins w:id="1126" w:author="Sarah Hoffman" w:date="2022-11-07T19:29:00Z">
         <w:r>
           <w:rPr>
             <w:rStyle w:val="Emphasis"/>
@@ -44646,7 +44719,7 @@
         <w:rPr>
           <w:rStyle w:val="InternetLink"/>
           <w:color w:val="000000"/>
-          <w:ins w:id="1125" w:author="Shawn McMurtrey" w:date="2022-11-13T10:10:00Z"/>
+          <w:ins w:id="1127" w:author="Shawn McMurtrey" w:date="2022-11-13T10:10:00Z"/>
           <w:sz w:val="24"/>
           <w:szCs w:val="24"/>
           <w:shd w:fill="FFFFFF" w:val="clear"/>
@@ -44680,13 +44753,13 @@
         <w:rPr>
           <w:rStyle w:val="InternetLink"/>
           <w:color w:val="000000"/>
-          <w:ins w:id="1127" w:author="Shawn McMurtrey" w:date="2022-11-13T10:10:00Z"/>
+          <w:ins w:id="1129" w:author="Shawn McMurtrey" w:date="2022-11-13T10:10:00Z"/>
           <w:sz w:val="24"/>
           <w:szCs w:val="24"/>
           <w:shd w:fill="FFFFFF" w:val="clear"/>
         </w:rPr>
       </w:pPr>
-      <w:ins w:id="1126" w:author="Shawn McMurtrey" w:date="2022-11-13T10:10:00Z">
+      <w:ins w:id="1128" w:author="Shawn McMurtrey" w:date="2022-11-13T10:10:00Z">
         <w:r>
           <w:rPr>
             <w:color w:val="000000"/>
@@ -44708,7 +44781,7 @@
           <w:szCs w:val="24"/>
         </w:rPr>
       </w:pPr>
-      <w:ins w:id="1128" w:author="Shawn McMurtrey" w:date="2022-11-13T10:10:00Z">
+      <w:ins w:id="1130" w:author="Shawn McMurtrey" w:date="2022-11-13T10:10:00Z">
         <w:r>
           <w:rPr>
             <w:rFonts w:eastAsia="Times New Roman"/>
@@ -45818,7 +45891,7 @@
         <w:ind w:left="720" w:hanging="720"/>
         <w:rPr>
           <w:rFonts w:eastAsia="Times New Roman"/>
-          <w:ins w:id="1131" w:author="Shawn McMurtrey" w:date="2022-11-08T08:41:00Z"/>
+          <w:ins w:id="1133" w:author="Shawn McMurtrey" w:date="2022-11-08T08:41:00Z"/>
           <w:sz w:val="24"/>
           <w:szCs w:val="24"/>
         </w:rPr>
@@ -45839,12 +45912,12 @@
         <w:ind w:left="720" w:hanging="720"/>
         <w:rPr>
           <w:rFonts w:eastAsia="Times New Roman"/>
-          <w:ins w:id="1133" w:author="Shawn McMurtrey" w:date="2022-11-08T08:41:00Z"/>
+          <w:ins w:id="1135" w:author="Shawn McMurtrey" w:date="2022-11-08T08:41:00Z"/>
           <w:sz w:val="24"/>
           <w:szCs w:val="24"/>
         </w:rPr>
       </w:pPr>
-      <w:ins w:id="1132" w:author="Shawn McMurtrey" w:date="2022-11-08T08:41:00Z">
+      <w:ins w:id="1134" w:author="Shawn McMurtrey" w:date="2022-11-08T08:41:00Z">
         <w:r>
           <w:rPr>
             <w:rFonts w:eastAsia="Times New Roman"/>
@@ -45861,12 +45934,12 @@
         <w:ind w:left="720" w:hanging="720"/>
         <w:rPr>
           <w:rFonts w:eastAsia="Times New Roman"/>
-          <w:ins w:id="1135" w:author="Shawn McMurtrey" w:date="2022-11-08T08:41:00Z"/>
+          <w:ins w:id="1137" w:author="Shawn McMurtrey" w:date="2022-11-08T08:41:00Z"/>
           <w:sz w:val="24"/>
           <w:szCs w:val="24"/>
         </w:rPr>
       </w:pPr>
-      <w:ins w:id="1134" w:author="Shawn McMurtrey" w:date="2022-11-08T08:41:00Z">
+      <w:ins w:id="1136" w:author="Shawn McMurtrey" w:date="2022-11-08T08:41:00Z">
         <w:r>
           <w:rPr>
             <w:rFonts w:eastAsia="Times New Roman"/>
@@ -45888,7 +45961,7 @@
           <w:szCs w:val="24"/>
         </w:rPr>
       </w:pPr>
-      <w:ins w:id="1136" w:author="Shawn McMurtrey" w:date="2022-11-08T08:41:00Z">
+      <w:ins w:id="1138" w:author="Shawn McMurtrey" w:date="2022-11-08T08:41:00Z">
         <w:r>
           <w:rPr>
             <w:rFonts w:eastAsia="Times New Roman"/>
@@ -45908,10 +45981,10 @@
           <w:rFonts w:eastAsia="Times New Roman"/>
           <w:sz w:val="24"/>
           <w:szCs w:val="24"/>
-          <w:del w:id="1138" w:author="Shawn McMurtrey" w:date="2022-11-08T08:41:00Z"/>
+          <w:del w:id="1140" w:author="Shawn McMurtrey" w:date="2022-11-08T08:41:00Z"/>
         </w:rPr>
       </w:pPr>
-      <w:del w:id="1137" w:author="Shawn McMurtrey" w:date="2022-11-08T08:41:00Z">
+      <w:del w:id="1139" w:author="Shawn McMurtrey" w:date="2022-11-08T08:41:00Z">
         <w:r>
           <w:rPr>
             <w:rFonts w:eastAsia="Times New Roman"/>
@@ -45947,7 +46020,7 @@
         <w:ind w:left="720" w:hanging="720"/>
         <w:rPr>
           <w:rFonts w:eastAsia="Times New Roman"/>
-          <w:ins w:id="1139" w:author="Shawn McMurtrey" w:date="2022-11-08T08:42:00Z"/>
+          <w:ins w:id="1141" w:author="Shawn McMurtrey" w:date="2022-11-08T08:42:00Z"/>
           <w:sz w:val="24"/>
           <w:szCs w:val="24"/>
         </w:rPr>
@@ -45968,12 +46041,12 @@
         <w:ind w:left="720" w:hanging="720"/>
         <w:rPr>
           <w:rFonts w:eastAsia="Times New Roman"/>
-          <w:ins w:id="1141" w:author="Shawn McMurtrey" w:date="2022-11-08T08:42:00Z"/>
+          <w:ins w:id="1143" w:author="Shawn McMurtrey" w:date="2022-11-08T08:42:00Z"/>
           <w:sz w:val="24"/>
           <w:szCs w:val="24"/>
         </w:rPr>
       </w:pPr>
-      <w:ins w:id="1140" w:author="Shawn McMurtrey" w:date="2022-11-08T08:42:00Z">
+      <w:ins w:id="1142" w:author="Shawn McMurtrey" w:date="2022-11-08T08:42:00Z">
         <w:r>
           <w:rPr>
             <w:rFonts w:eastAsia="Times New Roman"/>
@@ -45990,12 +46063,12 @@
         <w:ind w:left="720" w:hanging="720"/>
         <w:rPr>
           <w:rFonts w:eastAsia="Times New Roman"/>
-          <w:ins w:id="1143" w:author="Shawn McMurtrey" w:date="2022-11-08T08:42:00Z"/>
+          <w:ins w:id="1145" w:author="Shawn McMurtrey" w:date="2022-11-08T08:42:00Z"/>
           <w:sz w:val="24"/>
           <w:szCs w:val="24"/>
         </w:rPr>
       </w:pPr>
-      <w:ins w:id="1142" w:author="Shawn McMurtrey" w:date="2022-11-08T08:42:00Z">
+      <w:ins w:id="1144" w:author="Shawn McMurtrey" w:date="2022-11-08T08:42:00Z">
         <w:r>
           <w:rPr>
             <w:rFonts w:eastAsia="Times New Roman"/>
@@ -47038,12 +47111,12 @@
         <w:ind w:left="720" w:hanging="720"/>
         <w:rPr>
           <w:rFonts w:eastAsia="Times New Roman"/>
-          <w:ins w:id="1145" w:author="Shawn McMurtrey" w:date="2022-11-15T22:05:00Z"/>
+          <w:ins w:id="1147" w:author="Shawn McMurtrey" w:date="2022-11-15T22:05:00Z"/>
           <w:sz w:val="24"/>
           <w:szCs w:val="24"/>
         </w:rPr>
       </w:pPr>
-      <w:ins w:id="1144" w:author="Shawn McMurtrey" w:date="2022-11-15T22:05:00Z">
+      <w:ins w:id="1146" w:author="Shawn McMurtrey" w:date="2022-11-15T22:05:00Z">
         <w:r>
           <w:rPr>
             <w:rFonts w:eastAsia="Times New Roman"/>
@@ -47060,12 +47133,12 @@
         <w:ind w:left="720" w:hanging="720"/>
         <w:rPr>
           <w:rFonts w:eastAsia="Times New Roman"/>
-          <w:ins w:id="1147" w:author="Shawn McMurtrey" w:date="2022-11-15T22:05:00Z"/>
+          <w:ins w:id="1149" w:author="Shawn McMurtrey" w:date="2022-11-15T22:05:00Z"/>
           <w:sz w:val="24"/>
           <w:szCs w:val="24"/>
         </w:rPr>
       </w:pPr>
-      <w:ins w:id="1146" w:author="Shawn McMurtrey" w:date="2022-11-15T22:05:00Z">
+      <w:ins w:id="1148" w:author="Shawn McMurtrey" w:date="2022-11-15T22:05:00Z">
         <w:r>
           <w:rPr>
             <w:rFonts w:eastAsia="Times New Roman"/>
@@ -47703,7 +47776,7 @@
         <w:ind w:left="720" w:hanging="720"/>
         <w:rPr>
           <w:rFonts w:eastAsia="Times New Roman"/>
-          <w:ins w:id="1148" w:author="Shawn McMurtrey" w:date="2022-11-13T10:13:00Z"/>
+          <w:ins w:id="1150" w:author="Shawn McMurtrey" w:date="2022-11-13T10:13:00Z"/>
           <w:sz w:val="24"/>
           <w:szCs w:val="24"/>
         </w:rPr>
@@ -47724,12 +47797,12 @@
         <w:ind w:left="720" w:hanging="720"/>
         <w:rPr>
           <w:rFonts w:eastAsia="Times New Roman"/>
-          <w:ins w:id="1150" w:author="Shawn McMurtrey" w:date="2022-11-13T10:13:00Z"/>
+          <w:ins w:id="1152" w:author="Shawn McMurtrey" w:date="2022-11-13T10:13:00Z"/>
           <w:sz w:val="24"/>
           <w:szCs w:val="24"/>
         </w:rPr>
       </w:pPr>
-      <w:ins w:id="1149" w:author="Shawn McMurtrey" w:date="2022-11-13T10:13:00Z">
+      <w:ins w:id="1151" w:author="Shawn McMurtrey" w:date="2022-11-13T10:13:00Z">
         <w:r>
           <w:rPr>
             <w:rFonts w:eastAsia="Times New Roman"/>
@@ -47750,7 +47823,7 @@
           <w:szCs w:val="24"/>
         </w:rPr>
       </w:pPr>
-      <w:ins w:id="1151" w:author="Shawn McMurtrey" w:date="2022-11-13T10:13:00Z">
+      <w:ins w:id="1153" w:author="Shawn McMurtrey" w:date="2022-11-13T10:13:00Z">
         <w:r>
           <w:rPr>
             <w:rFonts w:eastAsia="Times New Roman"/>
@@ -48040,7 +48113,7 @@
         <w:rPr>
           <w:rStyle w:val="InternetLink"/>
           <w:color w:val="auto"/>
-          <w:ins w:id="1153" w:author="Shawn McMurtrey" w:date="2022-11-11T14:07:00Z"/>
+          <w:ins w:id="1155" w:author="Shawn McMurtrey" w:date="2022-11-11T14:07:00Z"/>
           <w:sz w:val="24"/>
           <w:szCs w:val="24"/>
         </w:rPr>
@@ -48092,7 +48165,7 @@
           <w:t>https://CRAN.R-project.org/package=tidyverse</w:t>
         </w:r>
       </w:hyperlink>
-      <w:ins w:id="1152" w:author="Shawn McMurtrey" w:date="2022-11-11T14:06:00Z">
+      <w:ins w:id="1154" w:author="Shawn McMurtrey" w:date="2022-11-11T14:06:00Z">
         <w:r>
           <w:rPr>
             <w:rStyle w:val="InternetLink"/>
@@ -48115,7 +48188,7 @@
           <w:szCs w:val="24"/>
         </w:rPr>
       </w:pPr>
-      <w:ins w:id="1154" w:author="Shawn McMurtrey" w:date="2022-11-11T14:07:00Z">
+      <w:ins w:id="1156" w:author="Shawn McMurtrey" w:date="2022-11-11T14:07:00Z">
         <w:r>
           <w:rPr>
             <w:rFonts w:eastAsia="Times New Roman"/>
@@ -48373,7 +48446,7 @@
         </w:rPr>
         <w:t>A) Stand mean basal area of the three different treatments over time. B) Stand mean quadratic mean diameter of the three treatments over time. The error bars are representative of 95% confidence intervals.</w:t>
       </w:r>
-      <w:ins w:id="1155" w:author="Sarah Hoffman" w:date="2022-11-07T21:14:00Z">
+      <w:ins w:id="1157" w:author="Sarah Hoffman" w:date="2022-11-07T21:14:00Z">
         <w:r>
           <w:rPr>
             <w:sz w:val="24"/>
@@ -48390,10 +48463,10 @@
         <w:rPr>
           <w:sz w:val="24"/>
           <w:szCs w:val="24"/>
-          <w:ins w:id="1157" w:author="Shawn McMurtrey" w:date="2022-08-15T05:43:00Z"/>
+          <w:ins w:id="1159" w:author="Shawn McMurtrey" w:date="2022-08-15T05:43:00Z"/>
         </w:rPr>
       </w:pPr>
-      <w:ins w:id="1156" w:author="Shawn McMurtrey" w:date="2022-08-15T05:43:00Z">
+      <w:ins w:id="1158" w:author="Shawn McMurtrey" w:date="2022-08-15T05:43:00Z">
         <w:r>
           <w:rPr>
             <w:sz w:val="24"/>
@@ -48783,19 +48856,6 @@
       </w:r>
     </w:p>
   </w:comment>
-  <w:comment w:id="2" w:author="showalt_d" w:date="2022-09-29T12:07:00Z" w:initials="s">
-    <w:p>
-      <w:r>
-        <w:rPr>
-          <w:rFonts w:ascii="Liberation Serif" w:hAnsi="Liberation Serif" w:eastAsia="Segoe UI" w:cs="Tahoma"/>
-          <w:sz w:val="24"/>
-          <w:szCs w:val="24"/>
-          <w:lang w:eastAsia="en-US" w:val="en-US" w:bidi="en-US"/>
-        </w:rPr>
-        <w:t>Change to 95% CI</w:t>
-      </w:r>
-    </w:p>
-  </w:comment>
 </w:comments>
 </file>
 
@@ -48807,7 +48867,7 @@
         <w:docPartGallery w:val="Page Numbers (Bottom of Page)"/>
         <w:docPartUnique w:val="true"/>
       </w:docPartObj>
-      <w:id w:val="273012844"/>
+      <w:id w:val="1787928485"/>
     </w:sdtPr>
     <w:sdtContent>
       <w:p>
@@ -48815,7 +48875,7 @@
           <w:pStyle w:val="Footer"/>
           <w:rPr/>
         </w:pPr>
-        <w:ins w:id="915" w:author="Shawn McMurtrey" w:date="2022-11-10T12:05:00Z">
+        <w:ins w:id="917" w:author="Shawn McMurtrey" w:date="2022-11-10T12:05:00Z">
           <w:r>
             <w:rPr/>
             <w:fldChar w:fldCharType="begin"/>
@@ -48861,7 +48921,7 @@
         <w:docPartGallery w:val="Page Numbers (Bottom of Page)"/>
         <w:docPartUnique w:val="true"/>
       </w:docPartObj>
-      <w:id w:val="585698127"/>
+      <w:id w:val="1182669260"/>
     </w:sdtPr>
     <w:sdtContent>
       <w:p>
@@ -48869,7 +48929,7 @@
           <w:pStyle w:val="Footer"/>
           <w:rPr/>
         </w:pPr>
-        <w:ins w:id="1034" w:author="Shawn McMurtrey" w:date="2022-11-10T12:06:00Z">
+        <w:ins w:id="1036" w:author="Shawn McMurtrey" w:date="2022-11-10T12:06:00Z">
           <w:r>
             <w:rPr/>
             <w:fldChar w:fldCharType="begin"/>
@@ -48884,7 +48944,7 @@
           </w:r>
           <w:r>
             <w:rPr/>
-            <w:t>31</w:t>
+            <w:t>28</w:t>
           </w:r>
           <w:r>
             <w:rPr/>
@@ -48915,7 +48975,7 @@
         <w:docPartGallery w:val="Page Numbers (Bottom of Page)"/>
         <w:docPartUnique w:val="true"/>
       </w:docPartObj>
-      <w:id w:val="1140486962"/>
+      <w:id w:val="1845740692"/>
     </w:sdtPr>
     <w:sdtContent>
       <w:p>
@@ -48923,7 +48983,7 @@
           <w:pStyle w:val="Footer"/>
           <w:rPr/>
         </w:pPr>
-        <w:ins w:id="1036" w:author="Shawn McMurtrey" w:date="2022-11-10T12:08:00Z">
+        <w:ins w:id="1038" w:author="Shawn McMurtrey" w:date="2022-11-10T12:08:00Z">
           <w:r>
             <w:rPr/>
             <w:fldChar w:fldCharType="begin"/>
@@ -48969,7 +49029,7 @@
         <w:docPartGallery w:val="Page Numbers (Bottom of Page)"/>
         <w:docPartUnique w:val="true"/>
       </w:docPartObj>
-      <w:id w:val="721397563"/>
+      <w:id w:val="1367917075"/>
     </w:sdtPr>
     <w:sdtContent>
       <w:p>
@@ -48977,7 +49037,7 @@
           <w:pStyle w:val="Footer"/>
           <w:rPr/>
         </w:pPr>
-        <w:ins w:id="1158" w:author="Shawn McMurtrey" w:date="2022-11-10T12:08:00Z">
+        <w:ins w:id="1160" w:author="Shawn McMurtrey" w:date="2022-11-10T12:08:00Z">
           <w:r>
             <w:rPr/>
             <w:fldChar w:fldCharType="begin"/>
@@ -48992,7 +49052,7 @@
           </w:r>
           <w:r>
             <w:rPr/>
-            <w:t>61</w:t>
+            <w:t>48</w:t>
           </w:r>
           <w:r>
             <w:rPr/>
